--- a/PROJECT REPORT.docx
+++ b/PROJECT REPORT.docx
@@ -55,12 +55,16 @@
         </w:numPr>
         <w:rPr>
           <w:rFonts w:ascii="Times New Roman" w:hAnsi="Times New Roman" w:cs="Times New Roman"/>
+          <w:b/>
+          <w:bCs/>
           <w:color w:val="auto"/>
         </w:rPr>
       </w:pPr>
       <w:r>
         <w:rPr>
           <w:rFonts w:ascii="Times New Roman" w:hAnsi="Times New Roman" w:cs="Times New Roman"/>
+          <w:b/>
+          <w:bCs/>
           <w:color w:val="auto"/>
         </w:rPr>
         <w:t>Project Introduction</w:t>
@@ -75,12 +79,16 @@
         </w:numPr>
         <w:rPr>
           <w:rFonts w:ascii="Times New Roman" w:hAnsi="Times New Roman" w:cs="Times New Roman"/>
+          <w:b/>
+          <w:bCs/>
           <w:color w:val="auto"/>
         </w:rPr>
       </w:pPr>
       <w:r>
         <w:rPr>
           <w:rFonts w:ascii="Times New Roman" w:hAnsi="Times New Roman" w:cs="Times New Roman"/>
+          <w:b/>
+          <w:bCs/>
           <w:color w:val="auto"/>
         </w:rPr>
         <w:t>Product Description / Objectives</w:t>
@@ -98,6 +106,28 @@
         </w:rPr>
         <w:t>This project builds a backend pipeline for forecasting the Air Quality Index (AQI) in Hanoi for the next 6 hours (t+6), utilizing multiple model architectures: LSTM, Stacked LSTM, GRU, and XGBoost (with Lag Features) on the PyTorch platform. The pipeline takes a 48-hour historical sliding window of data from environmental and air quality IoT sensors as input, and outputs the forecasted AQI value for the next 6 hours.</w:t>
       </w:r>
+    </w:p>
+    <w:p>
+      <w:pPr>
+        <w:rPr>
+          <w:rFonts w:ascii="Times New Roman" w:hAnsi="Times New Roman" w:cs="Times New Roman"/>
+        </w:rPr>
+      </w:pPr>
+      <w:r>
+        <w:rPr>
+          <w:rFonts w:ascii="Times New Roman" w:hAnsi="Times New Roman" w:cs="Times New Roman"/>
+        </w:rPr>
+        <w:t xml:space="preserve">Dataset: </w:t>
+      </w:r>
+      <w:hyperlink r:id="rId5" w:history="1">
+        <w:r>
+          <w:rPr>
+            <w:rStyle w:val="Hyperlink"/>
+            <w:rFonts w:ascii="Times New Roman" w:hAnsi="Times New Roman" w:cs="Times New Roman"/>
+          </w:rPr>
+          <w:t>https://www.kaggle.com/datasets/phungdinhdat/aqi-in-hanoi-2022-2025</w:t>
+        </w:r>
+      </w:hyperlink>
     </w:p>
     <w:p>
       <w:pPr>
@@ -175,12 +205,16 @@
         </w:numPr>
         <w:rPr>
           <w:rFonts w:ascii="Times New Roman" w:hAnsi="Times New Roman" w:cs="Times New Roman"/>
+          <w:b/>
+          <w:bCs/>
           <w:color w:val="auto"/>
         </w:rPr>
       </w:pPr>
       <w:r>
         <w:rPr>
           <w:rFonts w:ascii="Times New Roman" w:hAnsi="Times New Roman" w:cs="Times New Roman"/>
+          <w:b/>
+          <w:bCs/>
           <w:color w:val="auto"/>
         </w:rPr>
         <w:t>Project Requirements</w:t>
@@ -319,19 +353,7 @@
               <w:rPr>
                 <w:rFonts w:ascii="Times New Roman" w:hAnsi="Times New Roman" w:cs="Times New Roman"/>
               </w:rPr>
-              <w:t>Use time-series dataset of Hanoi’s air quality (08/2022 – 06/2025, 30,3</w:t>
-            </w:r>
-            <w:r>
-              <w:rPr>
-                <w:rFonts w:ascii="Times New Roman" w:hAnsi="Times New Roman" w:cs="Times New Roman"/>
-              </w:rPr>
-              <w:t>35</w:t>
-            </w:r>
-            <w:r>
-              <w:rPr>
-                <w:rFonts w:ascii="Times New Roman" w:hAnsi="Times New Roman" w:cs="Times New Roman"/>
-              </w:rPr>
-              <w:t xml:space="preserve"> rows × 21 columns), including AQI, PM2.5, PM10, CO, NO₂, O₃, SO₂, temperature, humidity, wind speed, pressure.</w:t>
+              <w:t>Use time-series dataset of Hanoi’s air quality (08/2022 – 06/2025), including AQI, PM2.5, PM10, CO, NO₂, O₃, SO₂, temperature, humidity, wind speed, pressure.</w:t>
             </w:r>
           </w:p>
         </w:tc>
@@ -593,7 +615,28 @@
               <w:rPr>
                 <w:rFonts w:ascii="Times New Roman" w:hAnsi="Times New Roman" w:cs="Times New Roman"/>
               </w:rPr>
-              <w:t>Compare model results with a Naive Persistence Baseline to prove the models actually learn patterns.</w:t>
+              <w:t xml:space="preserve">Compare model results with a Naive Persistence Baseline to </w:t>
+            </w:r>
+            <w:r>
+              <w:rPr>
+                <w:rFonts w:ascii="Times New Roman" w:hAnsi="Times New Roman" w:cs="Times New Roman"/>
+              </w:rPr>
+              <w:lastRenderedPageBreak/>
+              <w:t xml:space="preserve">prove the models </w:t>
+            </w:r>
+            <w:proofErr w:type="gramStart"/>
+            <w:r>
+              <w:rPr>
+                <w:rFonts w:ascii="Times New Roman" w:hAnsi="Times New Roman" w:cs="Times New Roman"/>
+              </w:rPr>
+              <w:t>actually learn</w:t>
+            </w:r>
+            <w:proofErr w:type="gramEnd"/>
+            <w:r>
+              <w:rPr>
+                <w:rFonts w:ascii="Times New Roman" w:hAnsi="Times New Roman" w:cs="Times New Roman"/>
+              </w:rPr>
+              <w:t xml:space="preserve"> patterns.</w:t>
             </w:r>
           </w:p>
         </w:tc>
@@ -679,6 +722,12 @@
                 <w:rFonts w:ascii="Times New Roman" w:hAnsi="Times New Roman" w:cs="Times New Roman"/>
               </w:rPr>
             </w:pPr>
+            <w:r>
+              <w:rPr>
+                <w:rFonts w:ascii="Times New Roman" w:hAnsi="Times New Roman" w:cs="Times New Roman"/>
+              </w:rPr>
+              <w:t>7</w:t>
+            </w:r>
           </w:p>
         </w:tc>
         <w:tc>
@@ -741,12 +790,16 @@
         </w:numPr>
         <w:rPr>
           <w:rFonts w:ascii="Times New Roman" w:hAnsi="Times New Roman" w:cs="Times New Roman"/>
+          <w:b/>
+          <w:bCs/>
           <w:color w:val="auto"/>
         </w:rPr>
       </w:pPr>
       <w:r>
         <w:rPr>
           <w:rFonts w:ascii="Times New Roman" w:hAnsi="Times New Roman" w:cs="Times New Roman"/>
+          <w:b/>
+          <w:bCs/>
           <w:color w:val="auto"/>
         </w:rPr>
         <w:t>Implementation Methodology</w:t>
@@ -761,12 +814,16 @@
         </w:numPr>
         <w:rPr>
           <w:rFonts w:ascii="Times New Roman" w:hAnsi="Times New Roman" w:cs="Times New Roman"/>
+          <w:b/>
+          <w:bCs/>
           <w:color w:val="auto"/>
         </w:rPr>
       </w:pPr>
       <w:r>
         <w:rPr>
           <w:rFonts w:ascii="Times New Roman" w:hAnsi="Times New Roman" w:cs="Times New Roman"/>
+          <w:b/>
+          <w:bCs/>
           <w:color w:val="auto"/>
         </w:rPr>
         <w:t>Functional Analysis &amp; System Design</w:t>
@@ -1005,7 +1062,23 @@
                 <w:rStyle w:val="VerbatimChar"/>
                 <w:rFonts w:ascii="Times New Roman" w:hAnsi="Times New Roman" w:cs="Times New Roman"/>
               </w:rPr>
-              <w:t>get_xgboost_data()</w:t>
+              <w:t>get_xgboost_</w:t>
+            </w:r>
+            <w:proofErr w:type="gramStart"/>
+            <w:r>
+              <w:rPr>
+                <w:rStyle w:val="VerbatimChar"/>
+                <w:rFonts w:ascii="Times New Roman" w:hAnsi="Times New Roman" w:cs="Times New Roman"/>
+              </w:rPr>
+              <w:t>data(</w:t>
+            </w:r>
+            <w:proofErr w:type="gramEnd"/>
+            <w:r>
+              <w:rPr>
+                <w:rStyle w:val="VerbatimChar"/>
+                <w:rFonts w:ascii="Times New Roman" w:hAnsi="Times New Roman" w:cs="Times New Roman"/>
+              </w:rPr>
+              <w:t>)</w:t>
             </w:r>
             <w:r>
               <w:rPr>
@@ -1408,6 +1481,7 @@
                 <w:b/>
                 <w:bCs/>
               </w:rPr>
+              <w:lastRenderedPageBreak/>
               <w:t>Utilities</w:t>
             </w:r>
           </w:p>
@@ -1456,14 +1530,7 @@
               <w:rPr>
                 <w:rFonts w:ascii="Times New Roman" w:hAnsi="Times New Roman" w:cs="Times New Roman"/>
               </w:rPr>
-              <w:t xml:space="preserve"> – a context manager that logs output to both console and file </w:t>
-            </w:r>
-            <w:r>
-              <w:rPr>
-                <w:rFonts w:ascii="Times New Roman" w:hAnsi="Times New Roman" w:cs="Times New Roman"/>
-              </w:rPr>
-              <w:lastRenderedPageBreak/>
-              <w:t>simultaneously, ensuring exception safety.</w:t>
+              <w:t xml:space="preserve"> – a context manager that logs output to both console and file simultaneously, ensuring exception safety.</w:t>
             </w:r>
           </w:p>
         </w:tc>
@@ -1486,12 +1553,16 @@
         </w:numPr>
         <w:rPr>
           <w:rFonts w:ascii="Times New Roman" w:hAnsi="Times New Roman" w:cs="Times New Roman"/>
+          <w:b/>
+          <w:bCs/>
           <w:color w:val="auto"/>
         </w:rPr>
       </w:pPr>
       <w:r>
         <w:rPr>
           <w:rFonts w:ascii="Times New Roman" w:hAnsi="Times New Roman" w:cs="Times New Roman"/>
+          <w:b/>
+          <w:bCs/>
           <w:color w:val="auto"/>
         </w:rPr>
         <w:t>Installation &amp; Execution Guide</w:t>
@@ -2102,8 +2173,18 @@
           <w:rFonts w:ascii="Times New Roman" w:hAnsi="Times New Roman" w:cs="Times New Roman"/>
           <w:szCs w:val="22"/>
         </w:rPr>
-        <w:t xml:space="preserve"> venv .venv</w:t>
-      </w:r>
+        <w:t xml:space="preserve"> </w:t>
+      </w:r>
+      <w:proofErr w:type="gramStart"/>
+      <w:r>
+        <w:rPr>
+          <w:rStyle w:val="NormalTok"/>
+          <w:rFonts w:ascii="Times New Roman" w:hAnsi="Times New Roman" w:cs="Times New Roman"/>
+          <w:szCs w:val="22"/>
+        </w:rPr>
+        <w:t>venv .venv</w:t>
+      </w:r>
+      <w:proofErr w:type="gramEnd"/>
       <w:r>
         <w:rPr>
           <w:rFonts w:ascii="Times New Roman" w:hAnsi="Times New Roman" w:cs="Times New Roman"/>
@@ -2184,6 +2265,7 @@
         </w:rPr>
         <w:br/>
       </w:r>
+      <w:proofErr w:type="gramStart"/>
       <w:r>
         <w:rPr>
           <w:rStyle w:val="BuiltInTok"/>
@@ -2199,7 +2281,16 @@
           <w:rFonts w:ascii="Times New Roman" w:hAnsi="Times New Roman" w:cs="Times New Roman"/>
           <w:szCs w:val="22"/>
         </w:rPr>
-        <w:t xml:space="preserve"> .venv/bin/activate</w:t>
+        <w:t xml:space="preserve"> .venv</w:t>
+      </w:r>
+      <w:proofErr w:type="gramEnd"/>
+      <w:r>
+        <w:rPr>
+          <w:rStyle w:val="NormalTok"/>
+          <w:rFonts w:ascii="Times New Roman" w:hAnsi="Times New Roman" w:cs="Times New Roman"/>
+          <w:szCs w:val="22"/>
+        </w:rPr>
+        <w:t>/bin/activate</w:t>
       </w:r>
       <w:r>
         <w:rPr>
@@ -2426,6 +2517,7 @@
           <w:color w:val="auto"/>
           <w:szCs w:val="22"/>
         </w:rPr>
+        <w:lastRenderedPageBreak/>
         <w:t># Train and evaluate Single-layer GRU</w:t>
       </w:r>
     </w:p>
@@ -2449,7 +2541,6 @@
           <w:color w:val="auto"/>
           <w:szCs w:val="22"/>
         </w:rPr>
-        <w:lastRenderedPageBreak/>
         <w:t>python "main program/run_gru.py"</w:t>
       </w:r>
     </w:p>
@@ -3347,6 +3438,7 @@
                 <w:b/>
                 <w:bCs/>
               </w:rPr>
+              <w:lastRenderedPageBreak/>
               <w:t>Hyperparameters</w:t>
             </w:r>
           </w:p>
@@ -3411,7 +3503,6 @@
                 <w:b/>
                 <w:bCs/>
               </w:rPr>
-              <w:lastRenderedPageBreak/>
               <w:t>Baseline</w:t>
             </w:r>
           </w:p>
@@ -3541,12 +3632,16 @@
         </w:numPr>
         <w:rPr>
           <w:rFonts w:ascii="Times New Roman" w:hAnsi="Times New Roman" w:cs="Times New Roman"/>
+          <w:b/>
+          <w:bCs/>
           <w:color w:val="auto"/>
         </w:rPr>
       </w:pPr>
       <w:r>
         <w:rPr>
           <w:rFonts w:ascii="Times New Roman" w:hAnsi="Times New Roman" w:cs="Times New Roman"/>
+          <w:b/>
+          <w:bCs/>
           <w:color w:val="auto"/>
         </w:rPr>
         <w:t>Results</w:t>
@@ -3561,12 +3656,16 @@
         </w:numPr>
         <w:rPr>
           <w:rFonts w:ascii="Times New Roman" w:hAnsi="Times New Roman" w:cs="Times New Roman"/>
+          <w:b/>
+          <w:bCs/>
           <w:color w:val="auto"/>
         </w:rPr>
       </w:pPr>
       <w:r>
         <w:rPr>
           <w:rFonts w:ascii="Times New Roman" w:hAnsi="Times New Roman" w:cs="Times New Roman"/>
+          <w:b/>
+          <w:bCs/>
           <w:color w:val="auto"/>
         </w:rPr>
         <w:t>Training &amp; Validation Performance</w:t>
@@ -5226,7 +5325,7 @@
         <w:rPr>
           <w:rFonts w:ascii="Times New Roman" w:hAnsi="Times New Roman" w:cs="Times New Roman"/>
         </w:rPr>
-        <w:t xml:space="preserve">This is plausible given dropout (0.2-0.386) is active during training and disabled during evaluation, and/or the validation window may simply contain fewer extreme pollution spikes than the training window. </w:t>
+        <w:t xml:space="preserve">This is plausible given dropout (0.2-0.36) is active during training and disabled during evaluation, and/or the validation window may simply contain fewer extreme pollution spikes than the training window. </w:t>
       </w:r>
     </w:p>
     <w:p>
@@ -5270,6 +5369,12 @@
         </w:rPr>
         <w:t xml:space="preserve"> Tuning improved val RMSE for all three recurrent architectures</w:t>
       </w:r>
+      <w:r>
+        <w:rPr>
+          <w:rFonts w:ascii="Times New Roman" w:hAnsi="Times New Roman" w:cs="Times New Roman"/>
+        </w:rPr>
+        <w:t>:</w:t>
+      </w:r>
     </w:p>
     <w:p>
       <w:pPr>
@@ -5403,7 +5508,13 @@
         <w:rPr>
           <w:rFonts w:ascii="Times New Roman" w:hAnsi="Times New Roman" w:cs="Times New Roman"/>
         </w:rPr>
-        <w:t xml:space="preserve"> (train RMSE 24.27 vs. ~33-36 for LSTM/GRU variants), but its validation RMSE (29.69) is not better than the tuned RNNs.</w:t>
+        <w:t xml:space="preserve">: </w:t>
+      </w:r>
+      <w:r>
+        <w:rPr>
+          <w:rFonts w:ascii="Times New Roman" w:hAnsi="Times New Roman" w:cs="Times New Roman"/>
+        </w:rPr>
+        <w:t>(train RMSE 24.27 vs. ~33-36 for LSTM/GRU variants), but its validation RMSE (29.69) is not better than the tuned RNNs.</w:t>
       </w:r>
     </w:p>
     <w:p>
@@ -5439,7 +5550,15 @@
           <w:b/>
           <w:bCs/>
         </w:rPr>
-        <w:t>Hyperparameter tuning made XGBoost less overfit.</w:t>
+        <w:t>Hyperparameter tuning made XGBoost less overfit</w:t>
+      </w:r>
+      <w:r>
+        <w:rPr>
+          <w:rFonts w:ascii="Times New Roman" w:hAnsi="Times New Roman" w:cs="Times New Roman"/>
+          <w:b/>
+          <w:bCs/>
+        </w:rPr>
+        <w:t>:</w:t>
       </w:r>
       <w:r>
         <w:rPr>
@@ -5487,12 +5606,16 @@
         </w:numPr>
         <w:rPr>
           <w:rFonts w:ascii="Times New Roman" w:hAnsi="Times New Roman" w:cs="Times New Roman"/>
+          <w:b/>
+          <w:bCs/>
           <w:color w:val="auto"/>
         </w:rPr>
       </w:pPr>
       <w:r>
         <w:rPr>
           <w:rFonts w:ascii="Times New Roman" w:hAnsi="Times New Roman" w:cs="Times New Roman"/>
+          <w:b/>
+          <w:bCs/>
           <w:color w:val="auto"/>
         </w:rPr>
         <w:t>Test Set Performance &amp; Baseline Comparison</w:t>
@@ -6529,13 +6652,21 @@
           <w:b/>
           <w:bCs/>
         </w:rPr>
-        <w:t>All models clearly beat the naive baseline.</w:t>
-      </w:r>
-      <w:r>
-        <w:rPr>
-          <w:rFonts w:ascii="Times New Roman" w:hAnsi="Times New Roman" w:cs="Times New Roman"/>
-        </w:rPr>
-        <w:t xml:space="preserve"> Naive Persistence (predicting t+6 equal to t) gives RMSE 49.20. Every trained model (deep learning or gradient boosting) beats it by 8 to 10 RMSE points. </w:t>
+        <w:t>All models clearly beat the naive baseline</w:t>
+      </w:r>
+      <w:r>
+        <w:rPr>
+          <w:rFonts w:ascii="Times New Roman" w:hAnsi="Times New Roman" w:cs="Times New Roman"/>
+          <w:b/>
+          <w:bCs/>
+        </w:rPr>
+        <w:t xml:space="preserve">: </w:t>
+      </w:r>
+      <w:r>
+        <w:rPr>
+          <w:rFonts w:ascii="Times New Roman" w:hAnsi="Times New Roman" w:cs="Times New Roman"/>
+        </w:rPr>
+        <w:t xml:space="preserve">Naive Persistence (predicting t+6 equal to t) gives RMSE 49.20. Every trained model (deep learning or gradient boosting) beats it by 8 to 10 RMSE points. </w:t>
       </w:r>
     </w:p>
     <w:p>
@@ -6571,49 +6702,80 @@
           <w:b/>
           <w:bCs/>
         </w:rPr>
-        <w:t>The gap between models on test set is still narrow, but wider than on validation set.</w:t>
-      </w:r>
-      <w:r>
-        <w:rPr>
-          <w:rFonts w:ascii="Times New Roman" w:hAnsi="Times New Roman" w:cs="Times New Roman"/>
-        </w:rPr>
-        <w:t xml:space="preserve"> Test RMSE ranges from 39.68 (Tuned XGBoost) to 41.25 (Base LSTM), about 1.6 points, compared to a 0.9 point spread on validation</w:t>
+        <w:t>XGBoost tuning helped on test, unlike on validation</w:t>
+      </w:r>
+      <w:r>
+        <w:rPr>
+          <w:rFonts w:ascii="Times New Roman" w:hAnsi="Times New Roman" w:cs="Times New Roman"/>
+          <w:b/>
+          <w:bCs/>
+        </w:rPr>
+        <w:t>:</w:t>
       </w:r>
     </w:p>
     <w:p>
       <w:pPr>
         <w:pStyle w:val="BodyText"/>
+        <w:ind w:left="720"/>
+        <w:rPr>
+          <w:rFonts w:ascii="Times New Roman" w:hAnsi="Times New Roman" w:cs="Times New Roman"/>
+        </w:rPr>
+      </w:pPr>
+      <w:r>
+        <w:rPr>
+          <w:rFonts w:ascii="Times New Roman" w:hAnsi="Times New Roman" w:cs="Times New Roman"/>
+        </w:rPr>
+        <w:t xml:space="preserve">Tuned XGBoost (39.68) outperforms untuned XGBoost (39.87) by about 0.19 RMSE points. This is consistent with the train/val gap analysis in Section 3.2: tuning narrowed XGBoost's train/val gap from 5.42 to 2.68 points, meaning the model became less overfit even though validation loss didn't visibly reflect it. The test set is what confirms this reduced overfitting </w:t>
+      </w:r>
+      <w:proofErr w:type="gramStart"/>
+      <w:r>
+        <w:rPr>
+          <w:rFonts w:ascii="Times New Roman" w:hAnsi="Times New Roman" w:cs="Times New Roman"/>
+        </w:rPr>
+        <w:t>actually translated</w:t>
+      </w:r>
+      <w:proofErr w:type="gramEnd"/>
+      <w:r>
+        <w:rPr>
+          <w:rFonts w:ascii="Times New Roman" w:hAnsi="Times New Roman" w:cs="Times New Roman"/>
+        </w:rPr>
+        <w:t xml:space="preserve"> into a real, if modest, generalization benefit.</w:t>
+      </w:r>
+    </w:p>
+    <w:p>
+      <w:pPr>
+        <w:pStyle w:val="ListParagraph"/>
         <w:numPr>
           <w:ilvl w:val="0"/>
           <w:numId w:val="11"/>
         </w:numPr>
-        <w:spacing w:before="180" w:after="180" w:line="240" w:lineRule="auto"/>
-        <w:rPr>
-          <w:rFonts w:ascii="Times New Roman" w:hAnsi="Times New Roman" w:cs="Times New Roman"/>
-        </w:rPr>
-      </w:pPr>
-      <w:r>
         <w:rPr>
           <w:rFonts w:ascii="Times New Roman" w:hAnsi="Times New Roman" w:cs="Times New Roman"/>
           <w:b/>
           <w:bCs/>
         </w:rPr>
-        <w:t>XGBoost tuning helped on test, unlike on validation.</w:t>
-      </w:r>
-    </w:p>
-    <w:p>
-      <w:pPr>
-        <w:pStyle w:val="BodyText"/>
-        <w:ind w:left="720"/>
-        <w:rPr>
-          <w:rFonts w:ascii="Times New Roman" w:hAnsi="Times New Roman" w:cs="Times New Roman"/>
-        </w:rPr>
-      </w:pPr>
-      <w:r>
-        <w:rPr>
-          <w:rFonts w:ascii="Times New Roman" w:hAnsi="Times New Roman" w:cs="Times New Roman"/>
-        </w:rPr>
-        <w:t>Tuned XGBoost (39.68) outperforms untuned XGBoost (39.87) by about 0.19 RMSE points. This is consistent with the train/val gap analysis in Section 3.2: tuning narrowed XGBoost's train/val gap from 5.42 to 2.68 points, meaning the model became less overfit even though validation loss didn't visibly reflect it. The test set is what confirms this reduced overfitting actually translated into a real, if modest, generalization benefit.</w:t>
+      </w:pPr>
+      <w:r>
+        <w:rPr>
+          <w:rFonts w:ascii="Times New Roman" w:hAnsi="Times New Roman" w:cs="Times New Roman"/>
+          <w:b/>
+          <w:bCs/>
+        </w:rPr>
+        <w:t>Original Notebook vs. Standard Pipeline:</w:t>
+      </w:r>
+    </w:p>
+    <w:p>
+      <w:pPr>
+        <w:pStyle w:val="ListParagraph"/>
+        <w:rPr>
+          <w:rFonts w:ascii="Times New Roman" w:hAnsi="Times New Roman" w:cs="Times New Roman"/>
+        </w:rPr>
+      </w:pPr>
+      <w:r>
+        <w:rPr>
+          <w:rFonts w:ascii="Times New Roman" w:hAnsi="Times New Roman" w:cs="Times New Roman"/>
+        </w:rPr>
+        <w:t>The original notebook model achieved a decent RMSE (40.60). However, this result lacks absolute reliability because it "cheated" (data leakage from scaler) and removed the hardest-to-predict data points (deleted AQI &gt; 400). When placed in a standard pipeline without data deletion, the Single-layer GRU still achieved 40.69 RMSE - proving strong actual performance despite facing a much harder dataset.</w:t>
       </w:r>
     </w:p>
     <w:p>
@@ -6625,22 +6787,19 @@
         </w:numPr>
         <w:rPr>
           <w:rFonts w:ascii="Times New Roman" w:hAnsi="Times New Roman" w:cs="Times New Roman"/>
+          <w:b/>
+          <w:bCs/>
           <w:color w:val="auto"/>
         </w:rPr>
       </w:pPr>
       <w:r>
         <w:rPr>
           <w:rFonts w:ascii="Times New Roman" w:hAnsi="Times New Roman" w:cs="Times New Roman"/>
+          <w:b/>
+          <w:bCs/>
           <w:color w:val="auto"/>
         </w:rPr>
-        <w:t>Hyperparameter</w:t>
-      </w:r>
-      <w:r>
-        <w:rPr>
-          <w:rFonts w:ascii="Times New Roman" w:hAnsi="Times New Roman" w:cs="Times New Roman"/>
-          <w:color w:val="auto"/>
-        </w:rPr>
-        <w:t xml:space="preserve"> Analysis</w:t>
+        <w:t>Hyperparameter Analysis</w:t>
       </w:r>
     </w:p>
     <w:p>
@@ -7229,6 +7388,7 @@
               <w:rPr>
                 <w:rFonts w:ascii="Times New Roman" w:hAnsi="Times New Roman" w:cs="Times New Roman"/>
               </w:rPr>
+              <w:lastRenderedPageBreak/>
               <w:t>Weight Decay</w:t>
             </w:r>
           </w:p>
@@ -7337,7 +7497,6 @@
         <w:rPr>
           <w:rFonts w:ascii="Times New Roman" w:hAnsi="Times New Roman" w:cs="Times New Roman"/>
         </w:rPr>
-        <w:lastRenderedPageBreak/>
         <w:t>XGBoost Model</w:t>
       </w:r>
     </w:p>
@@ -7395,14 +7554,7 @@
                 <w:rFonts w:ascii="Times New Roman" w:hAnsi="Times New Roman" w:cs="Times New Roman"/>
                 <w:lang w:val="en-ID"/>
               </w:rPr>
-              <w:t> XGBoost</w:t>
-            </w:r>
-            <w:r>
-              <w:rPr>
-                <w:rFonts w:ascii="Times New Roman" w:hAnsi="Times New Roman" w:cs="Times New Roman"/>
-                <w:lang w:val="en-ID"/>
-              </w:rPr>
-              <w:t xml:space="preserve"> (Default)</w:t>
+              <w:t> XGBoost (Default)</w:t>
             </w:r>
           </w:p>
         </w:tc>
@@ -7678,14 +7830,7 @@
                 <w:rStyle w:val="VerbatimChar"/>
                 <w:rFonts w:ascii="Times New Roman" w:hAnsi="Times New Roman" w:cs="Times New Roman"/>
               </w:rPr>
-              <w:t xml:space="preserve">1 </w:t>
-            </w:r>
-            <w:r>
-              <w:rPr>
-                <w:rStyle w:val="VerbatimChar"/>
-                <w:rFonts w:ascii="Times New Roman" w:hAnsi="Times New Roman" w:cs="Times New Roman"/>
-              </w:rPr>
-              <w:t>(</w:t>
+              <w:t>1 (</w:t>
             </w:r>
             <w:r>
               <w:rPr>
@@ -7762,14 +7907,7 @@
                 <w:rStyle w:val="VerbatimChar"/>
                 <w:rFonts w:ascii="Times New Roman" w:hAnsi="Times New Roman" w:cs="Times New Roman"/>
               </w:rPr>
-              <w:t xml:space="preserve">0.8 </w:t>
-            </w:r>
-            <w:r>
-              <w:rPr>
-                <w:rStyle w:val="VerbatimChar"/>
-                <w:rFonts w:ascii="Times New Roman" w:hAnsi="Times New Roman" w:cs="Times New Roman"/>
-              </w:rPr>
-              <w:t>(</w:t>
+              <w:t>0.8 (</w:t>
             </w:r>
             <w:r>
               <w:rPr>
@@ -7843,14 +7981,7 @@
                 <w:rStyle w:val="VerbatimChar"/>
                 <w:rFonts w:ascii="Times New Roman" w:hAnsi="Times New Roman" w:cs="Times New Roman"/>
               </w:rPr>
-              <w:t xml:space="preserve">0.8 </w:t>
-            </w:r>
-            <w:r>
-              <w:rPr>
-                <w:rStyle w:val="VerbatimChar"/>
-                <w:rFonts w:ascii="Times New Roman" w:hAnsi="Times New Roman" w:cs="Times New Roman"/>
-              </w:rPr>
-              <w:t>(</w:t>
+              <w:t>0.8 (</w:t>
             </w:r>
             <w:r>
               <w:rPr>
@@ -7940,14 +8071,7 @@
                 <w:rStyle w:val="VerbatimChar"/>
                 <w:rFonts w:ascii="Times New Roman" w:hAnsi="Times New Roman" w:cs="Times New Roman"/>
               </w:rPr>
-              <w:t xml:space="preserve">1.0/0.0/0.0 </w:t>
-            </w:r>
-            <w:r>
-              <w:rPr>
-                <w:rStyle w:val="VerbatimChar"/>
-                <w:rFonts w:ascii="Times New Roman" w:hAnsi="Times New Roman" w:cs="Times New Roman"/>
-              </w:rPr>
-              <w:t>(</w:t>
+              <w:t>1.0/0.0/0.0 (</w:t>
             </w:r>
             <w:r>
               <w:rPr>
@@ -8151,12 +8275,16 @@
         </w:numPr>
         <w:rPr>
           <w:rFonts w:ascii="Times New Roman" w:hAnsi="Times New Roman" w:cs="Times New Roman"/>
+          <w:b/>
+          <w:bCs/>
           <w:color w:val="auto"/>
         </w:rPr>
       </w:pPr>
       <w:r>
         <w:rPr>
           <w:rFonts w:ascii="Times New Roman" w:hAnsi="Times New Roman" w:cs="Times New Roman"/>
+          <w:b/>
+          <w:bCs/>
           <w:color w:val="auto"/>
         </w:rPr>
         <w:t>Loss curves</w:t>
@@ -8213,88 +8341,6 @@
                 <pic:pic xmlns:pic="http://schemas.openxmlformats.org/drawingml/2006/picture">
                   <pic:nvPicPr>
                     <pic:cNvPr id="234404797" name="Picture 234404797"/>
-                    <pic:cNvPicPr/>
-                  </pic:nvPicPr>
-                  <pic:blipFill>
-                    <a:blip r:embed="rId5" cstate="print">
-                      <a:extLst>
-                        <a:ext uri="{28A0092B-C50C-407E-A947-70E740481C1C}">
-                          <a14:useLocalDpi xmlns:a14="http://schemas.microsoft.com/office/drawing/2010/main" val="0"/>
-                        </a:ext>
-                      </a:extLst>
-                    </a:blip>
-                    <a:stretch>
-                      <a:fillRect/>
-                    </a:stretch>
-                  </pic:blipFill>
-                  <pic:spPr>
-                    <a:xfrm>
-                      <a:off x="0" y="0"/>
-                      <a:ext cx="5943600" cy="3566160"/>
-                    </a:xfrm>
-                    <a:prstGeom prst="rect">
-                      <a:avLst/>
-                    </a:prstGeom>
-                  </pic:spPr>
-                </pic:pic>
-              </a:graphicData>
-            </a:graphic>
-          </wp:inline>
-        </w:drawing>
-      </w:r>
-    </w:p>
-    <w:p>
-      <w:pPr>
-        <w:pStyle w:val="FirstParagraph"/>
-        <w:numPr>
-          <w:ilvl w:val="0"/>
-          <w:numId w:val="12"/>
-        </w:numPr>
-        <w:rPr>
-          <w:rFonts w:ascii="Times New Roman" w:hAnsi="Times New Roman" w:cs="Times New Roman"/>
-        </w:rPr>
-      </w:pPr>
-      <w:r>
-        <w:rPr>
-          <w:rFonts w:ascii="Times New Roman" w:hAnsi="Times New Roman" w:cs="Times New Roman"/>
-          <w:b/>
-          <w:bCs/>
-        </w:rPr>
-        <w:t>Stacked LSTM</w:t>
-      </w:r>
-      <w:r>
-        <w:rPr>
-          <w:rFonts w:ascii="Times New Roman" w:hAnsi="Times New Roman" w:cs="Times New Roman"/>
-        </w:rPr>
-        <w:t xml:space="preserve">: </w:t>
-      </w:r>
-    </w:p>
-    <w:p>
-      <w:pPr>
-        <w:pStyle w:val="BodyText"/>
-        <w:rPr>
-          <w:rFonts w:ascii="Times New Roman" w:hAnsi="Times New Roman" w:cs="Times New Roman"/>
-        </w:rPr>
-      </w:pPr>
-      <w:r>
-        <w:rPr>
-          <w:rFonts w:ascii="Times New Roman" w:hAnsi="Times New Roman" w:cs="Times New Roman"/>
-          <w:noProof/>
-        </w:rPr>
-        <w:lastRenderedPageBreak/>
-        <w:drawing>
-          <wp:inline distT="0" distB="0" distL="0" distR="0" wp14:anchorId="1AA7267D" wp14:editId="197C43B5">
-            <wp:extent cx="5943600" cy="3566160"/>
-            <wp:effectExtent l="0" t="0" r="0" b="0"/>
-            <wp:docPr id="900162266" name="Picture 4"/>
-            <wp:cNvGraphicFramePr>
-              <a:graphicFrameLocks xmlns:a="http://schemas.openxmlformats.org/drawingml/2006/main" noChangeAspect="1"/>
-            </wp:cNvGraphicFramePr>
-            <a:graphic xmlns:a="http://schemas.openxmlformats.org/drawingml/2006/main">
-              <a:graphicData uri="http://schemas.openxmlformats.org/drawingml/2006/picture">
-                <pic:pic xmlns:pic="http://schemas.openxmlformats.org/drawingml/2006/picture">
-                  <pic:nvPicPr>
-                    <pic:cNvPr id="900162266" name="Picture 900162266"/>
                     <pic:cNvPicPr/>
                   </pic:nvPicPr>
                   <pic:blipFill>
@@ -8342,7 +8388,7 @@
           <w:b/>
           <w:bCs/>
         </w:rPr>
-        <w:t>Tuned Base LSTM</w:t>
+        <w:t>Stacked LSTM</w:t>
       </w:r>
       <w:r>
         <w:rPr>
@@ -8363,11 +8409,12 @@
           <w:rFonts w:ascii="Times New Roman" w:hAnsi="Times New Roman" w:cs="Times New Roman"/>
           <w:noProof/>
         </w:rPr>
+        <w:lastRenderedPageBreak/>
         <w:drawing>
-          <wp:inline distT="0" distB="0" distL="0" distR="0" wp14:anchorId="4F3E365E" wp14:editId="20B89628">
+          <wp:inline distT="0" distB="0" distL="0" distR="0" wp14:anchorId="1AA7267D" wp14:editId="197C43B5">
             <wp:extent cx="5943600" cy="3566160"/>
             <wp:effectExtent l="0" t="0" r="0" b="0"/>
-            <wp:docPr id="1721376196" name="Picture 5"/>
+            <wp:docPr id="900162266" name="Picture 4"/>
             <wp:cNvGraphicFramePr>
               <a:graphicFrameLocks xmlns:a="http://schemas.openxmlformats.org/drawingml/2006/main" noChangeAspect="1"/>
             </wp:cNvGraphicFramePr>
@@ -8375,7 +8422,7 @@
               <a:graphicData uri="http://schemas.openxmlformats.org/drawingml/2006/picture">
                 <pic:pic xmlns:pic="http://schemas.openxmlformats.org/drawingml/2006/picture">
                   <pic:nvPicPr>
-                    <pic:cNvPr id="1721376196" name="Picture 1721376196"/>
+                    <pic:cNvPr id="900162266" name="Picture 900162266"/>
                     <pic:cNvPicPr/>
                   </pic:nvPicPr>
                   <pic:blipFill>
@@ -8423,13 +8470,13 @@
           <w:b/>
           <w:bCs/>
         </w:rPr>
-        <w:t>Tuned Stacked LSTM</w:t>
-      </w:r>
-      <w:r>
-        <w:rPr>
-          <w:rFonts w:ascii="Times New Roman" w:hAnsi="Times New Roman" w:cs="Times New Roman"/>
-        </w:rPr>
-        <w:t>:</w:t>
+        <w:t>Tuned Base LSTM</w:t>
+      </w:r>
+      <w:r>
+        <w:rPr>
+          <w:rFonts w:ascii="Times New Roman" w:hAnsi="Times New Roman" w:cs="Times New Roman"/>
+        </w:rPr>
+        <w:t xml:space="preserve">: </w:t>
       </w:r>
     </w:p>
     <w:p>
@@ -8444,12 +8491,11 @@
           <w:rFonts w:ascii="Times New Roman" w:hAnsi="Times New Roman" w:cs="Times New Roman"/>
           <w:noProof/>
         </w:rPr>
-        <w:lastRenderedPageBreak/>
         <w:drawing>
-          <wp:inline distT="0" distB="0" distL="0" distR="0" wp14:anchorId="6465467C" wp14:editId="1C4DE79A">
+          <wp:inline distT="0" distB="0" distL="0" distR="0" wp14:anchorId="4F3E365E" wp14:editId="20B89628">
             <wp:extent cx="5943600" cy="3566160"/>
             <wp:effectExtent l="0" t="0" r="0" b="0"/>
-            <wp:docPr id="338806531" name="Picture 7"/>
+            <wp:docPr id="1721376196" name="Picture 5"/>
             <wp:cNvGraphicFramePr>
               <a:graphicFrameLocks xmlns:a="http://schemas.openxmlformats.org/drawingml/2006/main" noChangeAspect="1"/>
             </wp:cNvGraphicFramePr>
@@ -8457,7 +8503,7 @@
               <a:graphicData uri="http://schemas.openxmlformats.org/drawingml/2006/picture">
                 <pic:pic xmlns:pic="http://schemas.openxmlformats.org/drawingml/2006/picture">
                   <pic:nvPicPr>
-                    <pic:cNvPr id="338806531" name="Picture 338806531"/>
+                    <pic:cNvPr id="1721376196" name="Picture 1721376196"/>
                     <pic:cNvPicPr/>
                   </pic:nvPicPr>
                   <pic:blipFill>
@@ -8505,13 +8551,13 @@
           <w:b/>
           <w:bCs/>
         </w:rPr>
-        <w:t>Single-layer GRU</w:t>
-      </w:r>
-      <w:r>
-        <w:rPr>
-          <w:rFonts w:ascii="Times New Roman" w:hAnsi="Times New Roman" w:cs="Times New Roman"/>
-        </w:rPr>
-        <w:t xml:space="preserve">: </w:t>
+        <w:t>Tuned Stacked LSTM</w:t>
+      </w:r>
+      <w:r>
+        <w:rPr>
+          <w:rFonts w:ascii="Times New Roman" w:hAnsi="Times New Roman" w:cs="Times New Roman"/>
+        </w:rPr>
+        <w:t>:</w:t>
       </w:r>
     </w:p>
     <w:p>
@@ -8526,11 +8572,12 @@
           <w:rFonts w:ascii="Times New Roman" w:hAnsi="Times New Roman" w:cs="Times New Roman"/>
           <w:noProof/>
         </w:rPr>
+        <w:lastRenderedPageBreak/>
         <w:drawing>
-          <wp:inline distT="0" distB="0" distL="0" distR="0" wp14:anchorId="73BACFA4" wp14:editId="60BCB878">
+          <wp:inline distT="0" distB="0" distL="0" distR="0" wp14:anchorId="6465467C" wp14:editId="1C4DE79A">
             <wp:extent cx="5943600" cy="3566160"/>
             <wp:effectExtent l="0" t="0" r="0" b="0"/>
-            <wp:docPr id="1771384190" name="Picture 8"/>
+            <wp:docPr id="338806531" name="Picture 7"/>
             <wp:cNvGraphicFramePr>
               <a:graphicFrameLocks xmlns:a="http://schemas.openxmlformats.org/drawingml/2006/main" noChangeAspect="1"/>
             </wp:cNvGraphicFramePr>
@@ -8538,7 +8585,7 @@
               <a:graphicData uri="http://schemas.openxmlformats.org/drawingml/2006/picture">
                 <pic:pic xmlns:pic="http://schemas.openxmlformats.org/drawingml/2006/picture">
                   <pic:nvPicPr>
-                    <pic:cNvPr id="1771384190" name="Picture 1771384190"/>
+                    <pic:cNvPr id="338806531" name="Picture 338806531"/>
                     <pic:cNvPicPr/>
                   </pic:nvPicPr>
                   <pic:blipFill>
@@ -8571,31 +8618,33 @@
     </w:p>
     <w:p>
       <w:pPr>
-        <w:pStyle w:val="BodyText"/>
+        <w:pStyle w:val="FirstParagraph"/>
         <w:numPr>
           <w:ilvl w:val="0"/>
           <w:numId w:val="12"/>
         </w:numPr>
-        <w:spacing w:before="180" w:after="180" w:line="240" w:lineRule="auto"/>
+        <w:rPr>
+          <w:rFonts w:ascii="Times New Roman" w:hAnsi="Times New Roman" w:cs="Times New Roman"/>
+        </w:rPr>
+      </w:pPr>
+      <w:r>
         <w:rPr>
           <w:rFonts w:ascii="Times New Roman" w:hAnsi="Times New Roman" w:cs="Times New Roman"/>
           <w:b/>
           <w:bCs/>
         </w:rPr>
-      </w:pPr>
-      <w:r>
-        <w:rPr>
-          <w:rFonts w:ascii="Times New Roman" w:hAnsi="Times New Roman" w:cs="Times New Roman"/>
-          <w:b/>
-          <w:bCs/>
-        </w:rPr>
-        <w:t>Tuned GRU:</w:t>
+        <w:t>Single-layer GRU</w:t>
+      </w:r>
+      <w:r>
+        <w:rPr>
+          <w:rFonts w:ascii="Times New Roman" w:hAnsi="Times New Roman" w:cs="Times New Roman"/>
+        </w:rPr>
+        <w:t xml:space="preserve">: </w:t>
       </w:r>
     </w:p>
     <w:p>
       <w:pPr>
         <w:pStyle w:val="BodyText"/>
-        <w:jc w:val="both"/>
         <w:rPr>
           <w:rFonts w:ascii="Times New Roman" w:hAnsi="Times New Roman" w:cs="Times New Roman"/>
         </w:rPr>
@@ -8605,12 +8654,11 @@
           <w:rFonts w:ascii="Times New Roman" w:hAnsi="Times New Roman" w:cs="Times New Roman"/>
           <w:noProof/>
         </w:rPr>
-        <w:lastRenderedPageBreak/>
         <w:drawing>
-          <wp:inline distT="0" distB="0" distL="0" distR="0" wp14:anchorId="42FDB108" wp14:editId="197D46CB">
+          <wp:inline distT="0" distB="0" distL="0" distR="0" wp14:anchorId="73BACFA4" wp14:editId="60BCB878">
             <wp:extent cx="5943600" cy="3566160"/>
             <wp:effectExtent l="0" t="0" r="0" b="0"/>
-            <wp:docPr id="516217128" name="Picture 4"/>
+            <wp:docPr id="1771384190" name="Picture 8"/>
             <wp:cNvGraphicFramePr>
               <a:graphicFrameLocks xmlns:a="http://schemas.openxmlformats.org/drawingml/2006/main" noChangeAspect="1"/>
             </wp:cNvGraphicFramePr>
@@ -8618,7 +8666,7 @@
               <a:graphicData uri="http://schemas.openxmlformats.org/drawingml/2006/picture">
                 <pic:pic xmlns:pic="http://schemas.openxmlformats.org/drawingml/2006/picture">
                   <pic:nvPicPr>
-                    <pic:cNvPr id="516217128" name="Picture 516217128"/>
+                    <pic:cNvPr id="1771384190" name="Picture 1771384190"/>
                     <pic:cNvPicPr/>
                   </pic:nvPicPr>
                   <pic:blipFill>
@@ -8652,6 +8700,29 @@
     <w:p>
       <w:pPr>
         <w:pStyle w:val="BodyText"/>
+        <w:numPr>
+          <w:ilvl w:val="0"/>
+          <w:numId w:val="12"/>
+        </w:numPr>
+        <w:spacing w:before="180" w:after="180" w:line="240" w:lineRule="auto"/>
+        <w:rPr>
+          <w:rFonts w:ascii="Times New Roman" w:hAnsi="Times New Roman" w:cs="Times New Roman"/>
+          <w:b/>
+          <w:bCs/>
+        </w:rPr>
+      </w:pPr>
+      <w:r>
+        <w:rPr>
+          <w:rFonts w:ascii="Times New Roman" w:hAnsi="Times New Roman" w:cs="Times New Roman"/>
+          <w:b/>
+          <w:bCs/>
+        </w:rPr>
+        <w:t>Tuned GRU:</w:t>
+      </w:r>
+    </w:p>
+    <w:p>
+      <w:pPr>
+        <w:pStyle w:val="BodyText"/>
         <w:jc w:val="both"/>
         <w:rPr>
           <w:rFonts w:ascii="Times New Roman" w:hAnsi="Times New Roman" w:cs="Times New Roman"/>
@@ -8660,6 +8731,67 @@
       <w:r>
         <w:rPr>
           <w:rFonts w:ascii="Times New Roman" w:hAnsi="Times New Roman" w:cs="Times New Roman"/>
+          <w:noProof/>
+        </w:rPr>
+        <w:lastRenderedPageBreak/>
+        <w:drawing>
+          <wp:inline distT="0" distB="0" distL="0" distR="0" wp14:anchorId="42FDB108" wp14:editId="197D46CB">
+            <wp:extent cx="5943600" cy="3566160"/>
+            <wp:effectExtent l="0" t="0" r="0" b="0"/>
+            <wp:docPr id="516217128" name="Picture 4"/>
+            <wp:cNvGraphicFramePr>
+              <a:graphicFrameLocks xmlns:a="http://schemas.openxmlformats.org/drawingml/2006/main" noChangeAspect="1"/>
+            </wp:cNvGraphicFramePr>
+            <a:graphic xmlns:a="http://schemas.openxmlformats.org/drawingml/2006/main">
+              <a:graphicData uri="http://schemas.openxmlformats.org/drawingml/2006/picture">
+                <pic:pic xmlns:pic="http://schemas.openxmlformats.org/drawingml/2006/picture">
+                  <pic:nvPicPr>
+                    <pic:cNvPr id="516217128" name="Picture 516217128"/>
+                    <pic:cNvPicPr/>
+                  </pic:nvPicPr>
+                  <pic:blipFill>
+                    <a:blip r:embed="rId11" cstate="print">
+                      <a:extLst>
+                        <a:ext uri="{28A0092B-C50C-407E-A947-70E740481C1C}">
+                          <a14:useLocalDpi xmlns:a14="http://schemas.microsoft.com/office/drawing/2010/main" val="0"/>
+                        </a:ext>
+                      </a:extLst>
+                    </a:blip>
+                    <a:stretch>
+                      <a:fillRect/>
+                    </a:stretch>
+                  </pic:blipFill>
+                  <pic:spPr>
+                    <a:xfrm>
+                      <a:off x="0" y="0"/>
+                      <a:ext cx="5943600" cy="3566160"/>
+                    </a:xfrm>
+                    <a:prstGeom prst="rect">
+                      <a:avLst/>
+                    </a:prstGeom>
+                  </pic:spPr>
+                </pic:pic>
+              </a:graphicData>
+            </a:graphic>
+          </wp:inline>
+        </w:drawing>
+      </w:r>
+    </w:p>
+    <w:p>
+      <w:pPr>
+        <w:pStyle w:val="BodyText"/>
+        <w:jc w:val="both"/>
+        <w:rPr>
+          <w:rFonts w:ascii="Times New Roman" w:hAnsi="Times New Roman" w:cs="Times New Roman"/>
+          <w:b/>
+          <w:bCs/>
+        </w:rPr>
+      </w:pPr>
+      <w:r>
+        <w:rPr>
+          <w:rFonts w:ascii="Times New Roman" w:hAnsi="Times New Roman" w:cs="Times New Roman"/>
+          <w:b/>
+          <w:bCs/>
         </w:rPr>
         <w:t>Overall Analysis:</w:t>
       </w:r>
@@ -8673,11 +8805,15 @@
         </w:numPr>
         <w:rPr>
           <w:rFonts w:ascii="Times New Roman" w:hAnsi="Times New Roman" w:cs="Times New Roman"/>
-        </w:rPr>
-      </w:pPr>
-      <w:r>
-        <w:rPr>
-          <w:rFonts w:ascii="Times New Roman" w:hAnsi="Times New Roman" w:cs="Times New Roman"/>
+          <w:b/>
+          <w:bCs/>
+        </w:rPr>
+      </w:pPr>
+      <w:r>
+        <w:rPr>
+          <w:rFonts w:ascii="Times New Roman" w:hAnsi="Times New Roman" w:cs="Times New Roman"/>
+          <w:b/>
+          <w:bCs/>
         </w:rPr>
         <w:t>Consistent Patterns Across All Models</w:t>
       </w:r>
@@ -8803,11 +8939,15 @@
         </w:numPr>
         <w:rPr>
           <w:rFonts w:ascii="Times New Roman" w:hAnsi="Times New Roman" w:cs="Times New Roman"/>
-        </w:rPr>
-      </w:pPr>
-      <w:r>
-        <w:rPr>
-          <w:rFonts w:ascii="Times New Roman" w:hAnsi="Times New Roman" w:cs="Times New Roman"/>
+          <w:b/>
+          <w:bCs/>
+        </w:rPr>
+      </w:pPr>
+      <w:r>
+        <w:rPr>
+          <w:rFonts w:ascii="Times New Roman" w:hAnsi="Times New Roman" w:cs="Times New Roman"/>
+          <w:b/>
+          <w:bCs/>
         </w:rPr>
         <w:t>A Clear Trend: Increased Model Complexity and Hyperparameter Tuning Lead to Higher Validation Loss Fluctuations</w:t>
       </w:r>
@@ -9007,7 +9147,19 @@
         <w:rPr>
           <w:rFonts w:ascii="Times New Roman" w:hAnsi="Times New Roman" w:cs="Times New Roman"/>
         </w:rPr>
-        <w:t>This illustrates a clear trade-off: increasing model capacity and applying aggressive hyperparameter optimization can reduce the average validation loss (approximately 0.0002–0.0005 MSE), but at the cost of a less stable and more volatile training process across epochs</w:t>
+        <w:t>This illustrates a clear trade-off: increasing model capacity and applying aggressive hyperparameter optimization can reduce the average validation loss (approximately 0.0002–0.000</w:t>
+      </w:r>
+      <w:r>
+        <w:rPr>
+          <w:rFonts w:ascii="Times New Roman" w:hAnsi="Times New Roman" w:cs="Times New Roman"/>
+        </w:rPr>
+        <w:t>3</w:t>
+      </w:r>
+      <w:r>
+        <w:rPr>
+          <w:rFonts w:ascii="Times New Roman" w:hAnsi="Times New Roman" w:cs="Times New Roman"/>
+        </w:rPr>
+        <w:t xml:space="preserve"> MSE), but at the cost of a less stable and more volatile training process across epochs</w:t>
       </w:r>
     </w:p>
     <w:p>
@@ -9057,7 +9209,7 @@
                     <pic:cNvPicPr/>
                   </pic:nvPicPr>
                   <pic:blipFill>
-                    <a:blip r:embed="rId11" cstate="print">
+                    <a:blip r:embed="rId12" cstate="print">
                       <a:extLst>
                         <a:ext uri="{28A0092B-C50C-407E-A947-70E740481C1C}">
                           <a14:useLocalDpi xmlns:a14="http://schemas.microsoft.com/office/drawing/2010/main" val="0"/>
@@ -9112,7 +9264,7 @@
                     <pic:cNvPicPr/>
                   </pic:nvPicPr>
                   <pic:blipFill>
-                    <a:blip r:embed="rId12" cstate="print">
+                    <a:blip r:embed="rId13" cstate="print">
                       <a:extLst>
                         <a:ext uri="{28A0092B-C50C-407E-A947-70E740481C1C}">
                           <a14:useLocalDpi xmlns:a14="http://schemas.microsoft.com/office/drawing/2010/main" val="0"/>
@@ -9144,17 +9296,148 @@
         <w:pStyle w:val="ListParagraph"/>
         <w:numPr>
           <w:ilvl w:val="0"/>
-          <w:numId w:val="20"/>
+          <w:numId w:val="16"/>
         </w:numPr>
         <w:rPr>
           <w:rFonts w:ascii="Times New Roman" w:hAnsi="Times New Roman" w:cs="Times New Roman"/>
-        </w:rPr>
-      </w:pPr>
-      <w:r>
-        <w:rPr>
-          <w:rFonts w:ascii="Times New Roman" w:hAnsi="Times New Roman" w:cs="Times New Roman"/>
+          <w:b/>
+          <w:bCs/>
+        </w:rPr>
+      </w:pPr>
+      <w:r>
+        <w:rPr>
+          <w:rFonts w:ascii="Times New Roman" w:hAnsi="Times New Roman" w:cs="Times New Roman"/>
+          <w:b/>
+          <w:bCs/>
         </w:rPr>
         <w:t>Common Traits Across All RNN Models (LSTM, Stacked LSTM, GRU)</w:t>
+      </w:r>
+    </w:p>
+    <w:p>
+      <w:pPr>
+        <w:pStyle w:val="ListParagraph"/>
+        <w:numPr>
+          <w:ilvl w:val="0"/>
+          <w:numId w:val="21"/>
+        </w:numPr>
+        <w:spacing w:after="200" w:line="240" w:lineRule="auto"/>
+        <w:rPr>
+          <w:rFonts w:ascii="Times New Roman" w:hAnsi="Times New Roman" w:cs="Times New Roman"/>
+        </w:rPr>
+      </w:pPr>
+      <w:r>
+        <w:rPr>
+          <w:rFonts w:ascii="Times New Roman" w:hAnsi="Times New Roman" w:cs="Times New Roman"/>
+        </w:rPr>
+        <w:t>Smooth, narrow-amplitude predictions ("regression to the mean") even after tuning, predicted amplitude stays roughly within ~85–195, while actual AQI ranges from 50–270.</w:t>
+      </w:r>
+    </w:p>
+    <w:p>
+      <w:pPr>
+        <w:pStyle w:val="ListParagraph"/>
+        <w:numPr>
+          <w:ilvl w:val="0"/>
+          <w:numId w:val="21"/>
+        </w:numPr>
+        <w:spacing w:after="200" w:line="240" w:lineRule="auto"/>
+        <w:rPr>
+          <w:rFonts w:ascii="Times New Roman" w:hAnsi="Times New Roman" w:cs="Times New Roman"/>
+        </w:rPr>
+      </w:pPr>
+      <w:r>
+        <w:rPr>
+          <w:rFonts w:ascii="Times New Roman" w:hAnsi="Times New Roman" w:cs="Times New Roman"/>
+        </w:rPr>
+        <w:t>Severe underestimation at high AQI peaks (&gt;200) present in all 6 RNN charts (tuned and untuned); no RNN variant resolves this "prediction ceiling," even with HPO.</w:t>
+      </w:r>
+    </w:p>
+    <w:p>
+      <w:pPr>
+        <w:pStyle w:val="ListParagraph"/>
+        <w:numPr>
+          <w:ilvl w:val="0"/>
+          <w:numId w:val="21"/>
+        </w:numPr>
+        <w:spacing w:after="200" w:line="240" w:lineRule="auto"/>
+        <w:rPr>
+          <w:rFonts w:ascii="Times New Roman" w:hAnsi="Times New Roman" w:cs="Times New Roman"/>
+        </w:rPr>
+      </w:pPr>
+      <w:r>
+        <w:rPr>
+          <w:rFonts w:ascii="Times New Roman" w:hAnsi="Times New Roman" w:cs="Times New Roman"/>
+        </w:rPr>
+        <w:t>Consistent lag in tracking peaks/troughs a direct consequence of window-based sequence modeling, most visible in the step ~190-200 overshoot described above.</w:t>
+      </w:r>
+    </w:p>
+    <w:p>
+      <w:pPr>
+        <w:pStyle w:val="ListParagraph"/>
+        <w:numPr>
+          <w:ilvl w:val="0"/>
+          <w:numId w:val="21"/>
+        </w:numPr>
+        <w:spacing w:after="200" w:line="240" w:lineRule="auto"/>
+        <w:rPr>
+          <w:rFonts w:ascii="Times New Roman" w:hAnsi="Times New Roman" w:cs="Times New Roman"/>
+        </w:rPr>
+      </w:pPr>
+      <w:r>
+        <w:rPr>
+          <w:rFonts w:ascii="Times New Roman" w:hAnsi="Times New Roman" w:cs="Times New Roman"/>
+        </w:rPr>
+        <w:t>Over-smoothing in the noisy mid-section (steps ~100-150)</w:t>
+      </w:r>
+      <w:r>
+        <w:rPr>
+          <w:rFonts w:ascii="Times New Roman" w:hAnsi="Times New Roman" w:cs="Times New Roman"/>
+        </w:rPr>
+        <w:t xml:space="preserve">, </w:t>
+      </w:r>
+      <w:r>
+        <w:rPr>
+          <w:rFonts w:ascii="Times New Roman" w:hAnsi="Times New Roman" w:cs="Times New Roman"/>
+        </w:rPr>
+        <w:t>none of the three RNN architectures track rapid short-term fluctuations here as well as XGBoost does.</w:t>
+      </w:r>
+    </w:p>
+    <w:p>
+      <w:pPr>
+        <w:pStyle w:val="ListParagraph"/>
+        <w:numPr>
+          <w:ilvl w:val="0"/>
+          <w:numId w:val="21"/>
+        </w:numPr>
+        <w:spacing w:after="200" w:line="240" w:lineRule="auto"/>
+        <w:rPr>
+          <w:rFonts w:ascii="Times New Roman" w:hAnsi="Times New Roman" w:cs="Times New Roman"/>
+        </w:rPr>
+      </w:pPr>
+      <w:r>
+        <w:rPr>
+          <w:rFonts w:ascii="Times New Roman" w:hAnsi="Times New Roman" w:cs="Times New Roman"/>
+        </w:rPr>
+        <w:t>Uneven benefit from tuning - HPO mainly improves trough-tracking and trend timing, not peak capture; the root cause (MSE loss biasing toward the mean) is not addressed simply by tuning hyperparameters.</w:t>
+      </w:r>
+    </w:p>
+    <w:p>
+      <w:pPr>
+        <w:rPr>
+          <w:rFonts w:ascii="Times New Roman" w:hAnsi="Times New Roman" w:cs="Times New Roman"/>
+        </w:rPr>
+      </w:pPr>
+      <w:r>
+        <w:rPr>
+          <w:rFonts w:ascii="Times New Roman" w:hAnsi="Times New Roman" w:cs="Times New Roman"/>
+        </w:rPr>
+        <w:t xml:space="preserve">In short: all three RNN architectures share the same core weakness — they learn the overall trend well but fail to capture extreme values (spikes), a structural limitation of how these </w:t>
+      </w:r>
+      <w:r>
+        <w:rPr>
+          <w:rFonts w:ascii="Times New Roman" w:hAnsi="Times New Roman" w:cs="Times New Roman"/>
+        </w:rPr>
+        <w:lastRenderedPageBreak/>
+        <w:t>sequence-based models are trained, rather than a flaw specific to any one architecture or a lack of tuning.</w:t>
       </w:r>
     </w:p>
     <w:p>
@@ -9164,128 +9447,17 @@
           <w:ilvl w:val="0"/>
           <w:numId w:val="16"/>
         </w:numPr>
-        <w:spacing w:after="200" w:line="240" w:lineRule="auto"/>
-        <w:rPr>
-          <w:rFonts w:ascii="Times New Roman" w:hAnsi="Times New Roman" w:cs="Times New Roman"/>
-        </w:rPr>
-      </w:pPr>
-      <w:r>
-        <w:rPr>
-          <w:rFonts w:ascii="Times New Roman" w:hAnsi="Times New Roman" w:cs="Times New Roman"/>
-        </w:rPr>
-        <w:t>Smooth, narrow-amplitude predictions ("regression to the mean") even after tuning, predicted amplitude stays roughly within ~85–195, while actual AQI ranges from 50–270.</w:t>
-      </w:r>
-    </w:p>
-    <w:p>
-      <w:pPr>
-        <w:pStyle w:val="ListParagraph"/>
-        <w:numPr>
-          <w:ilvl w:val="0"/>
-          <w:numId w:val="16"/>
-        </w:numPr>
-        <w:spacing w:after="200" w:line="240" w:lineRule="auto"/>
-        <w:rPr>
-          <w:rFonts w:ascii="Times New Roman" w:hAnsi="Times New Roman" w:cs="Times New Roman"/>
-        </w:rPr>
-      </w:pPr>
-      <w:r>
-        <w:rPr>
-          <w:rFonts w:ascii="Times New Roman" w:hAnsi="Times New Roman" w:cs="Times New Roman"/>
-        </w:rPr>
-        <w:t>Severe underestimation at high AQI peaks (&gt;200) present in all 6 RNN charts (tuned and untuned); no RNN variant resolves this "prediction ceiling," even with HPO.</w:t>
-      </w:r>
-    </w:p>
-    <w:p>
-      <w:pPr>
-        <w:pStyle w:val="ListParagraph"/>
-        <w:numPr>
-          <w:ilvl w:val="0"/>
-          <w:numId w:val="16"/>
-        </w:numPr>
-        <w:spacing w:after="200" w:line="240" w:lineRule="auto"/>
-        <w:rPr>
-          <w:rFonts w:ascii="Times New Roman" w:hAnsi="Times New Roman" w:cs="Times New Roman"/>
-        </w:rPr>
-      </w:pPr>
-      <w:r>
-        <w:rPr>
-          <w:rFonts w:ascii="Times New Roman" w:hAnsi="Times New Roman" w:cs="Times New Roman"/>
-        </w:rPr>
-        <w:t>Consistent lag in tracking peaks/troughs a direct consequence of window-based sequence modeling, most visible in the step ~190-200 overshoot described above.</w:t>
-      </w:r>
-    </w:p>
-    <w:p>
-      <w:pPr>
-        <w:pStyle w:val="ListParagraph"/>
-        <w:numPr>
-          <w:ilvl w:val="0"/>
-          <w:numId w:val="16"/>
-        </w:numPr>
-        <w:spacing w:after="200" w:line="240" w:lineRule="auto"/>
-        <w:rPr>
-          <w:rFonts w:ascii="Times New Roman" w:hAnsi="Times New Roman" w:cs="Times New Roman"/>
-        </w:rPr>
-      </w:pPr>
-      <w:r>
-        <w:rPr>
-          <w:rFonts w:ascii="Times New Roman" w:hAnsi="Times New Roman" w:cs="Times New Roman"/>
-        </w:rPr>
-        <w:t>Over-smoothing in the noisy mid-section (steps ~100-150) none of the three RNN architectures track rapid short-term fluctuations here as well as XGBoost does.</w:t>
-      </w:r>
-    </w:p>
-    <w:p>
-      <w:pPr>
-        <w:pStyle w:val="ListParagraph"/>
-        <w:numPr>
-          <w:ilvl w:val="0"/>
-          <w:numId w:val="16"/>
-        </w:numPr>
-        <w:spacing w:after="200" w:line="240" w:lineRule="auto"/>
-        <w:rPr>
-          <w:rFonts w:ascii="Times New Roman" w:hAnsi="Times New Roman" w:cs="Times New Roman"/>
-        </w:rPr>
-      </w:pPr>
-      <w:r>
-        <w:rPr>
-          <w:rFonts w:ascii="Times New Roman" w:hAnsi="Times New Roman" w:cs="Times New Roman"/>
-        </w:rPr>
-        <w:t>Uneven benefit from tuning - HPO mainly improves trough-tracking and trend timing, not peak capture; the root cause (MSE loss biasing toward the mean) is not addressed simply by tuning hyperparameters.</w:t>
-      </w:r>
-    </w:p>
-    <w:p>
-      <w:pPr>
-        <w:rPr>
-          <w:rFonts w:ascii="Times New Roman" w:hAnsi="Times New Roman" w:cs="Times New Roman"/>
-        </w:rPr>
-      </w:pPr>
-      <w:r>
-        <w:rPr>
-          <w:rFonts w:ascii="Times New Roman" w:hAnsi="Times New Roman" w:cs="Times New Roman"/>
-        </w:rPr>
-        <w:t xml:space="preserve">In short: all three RNN architectures share the same core weakness — they learn the overall trend well but fail to capture extreme values (spikes), a structural limitation of how these </w:t>
-      </w:r>
-      <w:r>
-        <w:rPr>
-          <w:rFonts w:ascii="Times New Roman" w:hAnsi="Times New Roman" w:cs="Times New Roman"/>
-        </w:rPr>
-        <w:lastRenderedPageBreak/>
-        <w:t>sequence-based models are trained, rather than a flaw specific to any one architecture or a lack of tuning.</w:t>
-      </w:r>
-    </w:p>
-    <w:p>
-      <w:pPr>
-        <w:pStyle w:val="ListParagraph"/>
-        <w:numPr>
-          <w:ilvl w:val="0"/>
-          <w:numId w:val="19"/>
-        </w:numPr>
-        <w:rPr>
-          <w:rFonts w:ascii="Times New Roman" w:hAnsi="Times New Roman" w:cs="Times New Roman"/>
-        </w:rPr>
-      </w:pPr>
-      <w:r>
-        <w:rPr>
-          <w:rFonts w:ascii="Times New Roman" w:hAnsi="Times New Roman" w:cs="Times New Roman"/>
+        <w:rPr>
+          <w:rFonts w:ascii="Times New Roman" w:hAnsi="Times New Roman" w:cs="Times New Roman"/>
+          <w:b/>
+          <w:bCs/>
+        </w:rPr>
+      </w:pPr>
+      <w:r>
+        <w:rPr>
+          <w:rFonts w:ascii="Times New Roman" w:hAnsi="Times New Roman" w:cs="Times New Roman"/>
+          <w:b/>
+          <w:bCs/>
         </w:rPr>
         <w:t>The Post-Peak Overshoot at Steps ~190–200</w:t>
       </w:r>
@@ -9465,15 +9637,302 @@
         </w:numPr>
         <w:rPr>
           <w:rFonts w:ascii="Times New Roman" w:hAnsi="Times New Roman" w:cs="Times New Roman"/>
+          <w:b/>
+          <w:bCs/>
           <w:color w:val="auto"/>
         </w:rPr>
       </w:pPr>
       <w:r>
         <w:rPr>
           <w:rFonts w:ascii="Times New Roman" w:hAnsi="Times New Roman" w:cs="Times New Roman"/>
+          <w:b/>
+          <w:bCs/>
           <w:color w:val="auto"/>
         </w:rPr>
         <w:t>Comprehensive Evaluation</w:t>
+      </w:r>
+    </w:p>
+    <w:p>
+      <w:pPr>
+        <w:pStyle w:val="ListParagraph"/>
+        <w:numPr>
+          <w:ilvl w:val="0"/>
+          <w:numId w:val="7"/>
+        </w:numPr>
+        <w:rPr>
+          <w:rFonts w:ascii="Times New Roman" w:hAnsi="Times New Roman" w:cs="Times New Roman"/>
+        </w:rPr>
+      </w:pPr>
+      <w:r>
+        <w:rPr>
+          <w:rFonts w:ascii="Times New Roman" w:hAnsi="Times New Roman" w:cs="Times New Roman"/>
+        </w:rPr>
+        <w:t>Across nine model configurations and a naive baseline, the results converge on a consistent picture: every trained model learns genuine predictive structure in the AQI signal, but no architecture — regardless of complexity or tuning — fully resolves the fundamental challenge of forecasting sudden pollution spikes six hours ahead.</w:t>
+      </w:r>
+    </w:p>
+    <w:p>
+      <w:pPr>
+        <w:pStyle w:val="ListParagraph"/>
+        <w:numPr>
+          <w:ilvl w:val="0"/>
+          <w:numId w:val="7"/>
+        </w:numPr>
+        <w:rPr>
+          <w:rFonts w:ascii="Times New Roman" w:hAnsi="Times New Roman" w:cs="Times New Roman"/>
+          <w:b/>
+          <w:bCs/>
+        </w:rPr>
+      </w:pPr>
+      <w:r>
+        <w:rPr>
+          <w:rFonts w:ascii="Times New Roman" w:hAnsi="Times New Roman" w:cs="Times New Roman"/>
+          <w:b/>
+          <w:bCs/>
+        </w:rPr>
+        <w:t>Overall ranking</w:t>
+      </w:r>
+      <w:r>
+        <w:rPr>
+          <w:rFonts w:ascii="Times New Roman" w:hAnsi="Times New Roman" w:cs="Times New Roman"/>
+          <w:b/>
+          <w:bCs/>
+        </w:rPr>
+        <w:t xml:space="preserve">: </w:t>
+      </w:r>
+    </w:p>
+    <w:p>
+      <w:pPr>
+        <w:rPr>
+          <w:rFonts w:ascii="Times New Roman" w:hAnsi="Times New Roman" w:cs="Times New Roman"/>
+        </w:rPr>
+      </w:pPr>
+      <w:r>
+        <w:rPr>
+          <w:rFonts w:ascii="Times New Roman" w:hAnsi="Times New Roman" w:cs="Times New Roman"/>
+        </w:rPr>
+        <w:t xml:space="preserve">On the test set, </w:t>
+      </w:r>
+      <w:r>
+        <w:rPr>
+          <w:rFonts w:ascii="Times New Roman" w:hAnsi="Times New Roman" w:cs="Times New Roman"/>
+          <w:b/>
+          <w:bCs/>
+        </w:rPr>
+        <w:t>Tuned XGBoost</w:t>
+      </w:r>
+      <w:r>
+        <w:rPr>
+          <w:rFonts w:ascii="Times New Roman" w:hAnsi="Times New Roman" w:cs="Times New Roman"/>
+        </w:rPr>
+        <w:t xml:space="preserve"> achieves the best performance (RMSE 39.68, MAE 30.28), followed closely by </w:t>
+      </w:r>
+      <w:r>
+        <w:rPr>
+          <w:rFonts w:ascii="Times New Roman" w:hAnsi="Times New Roman" w:cs="Times New Roman"/>
+          <w:b/>
+          <w:bCs/>
+        </w:rPr>
+        <w:t>Tuned Single-layer GRU</w:t>
+      </w:r>
+      <w:r>
+        <w:rPr>
+          <w:rFonts w:ascii="Times New Roman" w:hAnsi="Times New Roman" w:cs="Times New Roman"/>
+        </w:rPr>
+        <w:t xml:space="preserve"> (RMSE 40.46) and </w:t>
+      </w:r>
+      <w:r>
+        <w:rPr>
+          <w:rFonts w:ascii="Times New Roman" w:hAnsi="Times New Roman" w:cs="Times New Roman"/>
+          <w:b/>
+          <w:bCs/>
+        </w:rPr>
+        <w:t>Tuned Stacked LSTM</w:t>
+      </w:r>
+      <w:r>
+        <w:rPr>
+          <w:rFonts w:ascii="Times New Roman" w:hAnsi="Times New Roman" w:cs="Times New Roman"/>
+        </w:rPr>
+        <w:t xml:space="preserve"> (RMSE 40.87). All nine models comfortably outperform the Naive Persistence Baseline (RMSE 49.20) by 8–10 RMSE points, confirming that the pipeline — from outlier </w:t>
+      </w:r>
+      <w:r>
+        <w:rPr>
+          <w:rFonts w:ascii="Times New Roman" w:hAnsi="Times New Roman" w:cs="Times New Roman"/>
+        </w:rPr>
+        <w:lastRenderedPageBreak/>
+        <w:t>interpolation to leakage-free scaling to sliding-window sequence construction — successfully enables models to learn real signal rather than simply echo the previous time step.</w:t>
+      </w:r>
+    </w:p>
+    <w:p>
+      <w:pPr>
+        <w:pStyle w:val="ListParagraph"/>
+        <w:numPr>
+          <w:ilvl w:val="0"/>
+          <w:numId w:val="7"/>
+        </w:numPr>
+        <w:rPr>
+          <w:rFonts w:ascii="Times New Roman" w:hAnsi="Times New Roman" w:cs="Times New Roman"/>
+          <w:b/>
+          <w:bCs/>
+        </w:rPr>
+      </w:pPr>
+      <w:r>
+        <w:rPr>
+          <w:rFonts w:ascii="Times New Roman" w:hAnsi="Times New Roman" w:cs="Times New Roman"/>
+          <w:b/>
+          <w:bCs/>
+        </w:rPr>
+        <w:t>The shared structural limitation</w:t>
+      </w:r>
+      <w:r>
+        <w:rPr>
+          <w:rFonts w:ascii="Times New Roman" w:hAnsi="Times New Roman" w:cs="Times New Roman"/>
+          <w:b/>
+          <w:bCs/>
+        </w:rPr>
+        <w:t>:</w:t>
+      </w:r>
+    </w:p>
+    <w:p>
+      <w:pPr>
+        <w:rPr>
+          <w:rFonts w:ascii="Times New Roman" w:hAnsi="Times New Roman" w:cs="Times New Roman"/>
+        </w:rPr>
+      </w:pPr>
+      <w:r>
+        <w:rPr>
+          <w:rFonts w:ascii="Times New Roman" w:hAnsi="Times New Roman" w:cs="Times New Roman"/>
+        </w:rPr>
+        <w:t>The most consequential finding is qualitative rather than numeric: all RNN variants exhibit the same "regression to the mean" behavior, compressing predictions into an ~85–195 AQI band while actual values range 50–270, and all systematically underestimate peaks above 200. This is compounded by phase lag — most visibly the post-peak overshoot around steps 190–200, where predictions continue climbing for several steps after the actual series has already reversed, because the 48-hour input window still contains the recent spike. This is a direct consequence of MSE-based training and one-step-ahead, window-based forecasting rather than a deficiency of any single model, and it persists across untuned and tuned variants alike.</w:t>
+      </w:r>
+    </w:p>
+    <w:p>
+      <w:pPr>
+        <w:pStyle w:val="ListParagraph"/>
+        <w:numPr>
+          <w:ilvl w:val="0"/>
+          <w:numId w:val="7"/>
+        </w:numPr>
+        <w:rPr>
+          <w:rFonts w:ascii="Times New Roman" w:hAnsi="Times New Roman" w:cs="Times New Roman"/>
+          <w:b/>
+          <w:bCs/>
+        </w:rPr>
+      </w:pPr>
+      <w:r>
+        <w:rPr>
+          <w:rFonts w:ascii="Times New Roman" w:hAnsi="Times New Roman" w:cs="Times New Roman"/>
+          <w:b/>
+          <w:bCs/>
+        </w:rPr>
+        <w:t>Stability–performance trade-off</w:t>
+      </w:r>
+      <w:r>
+        <w:rPr>
+          <w:rFonts w:ascii="Times New Roman" w:hAnsi="Times New Roman" w:cs="Times New Roman"/>
+          <w:b/>
+          <w:bCs/>
+        </w:rPr>
+        <w:t>:</w:t>
+      </w:r>
+    </w:p>
+    <w:p>
+      <w:pPr>
+        <w:rPr>
+          <w:rFonts w:ascii="Times New Roman" w:hAnsi="Times New Roman" w:cs="Times New Roman"/>
+        </w:rPr>
+      </w:pPr>
+      <w:r>
+        <w:rPr>
+          <w:rFonts w:ascii="Times New Roman" w:hAnsi="Times New Roman" w:cs="Times New Roman"/>
+        </w:rPr>
+        <w:t>Loss curve analysis reveals that lower average validation loss from tuning came paired with higher epoch-to-epoch volatility, particularly for Tuned Stacked LSTM and Tuned GRU. Tuned Base LSTM was the exception, retaining relatively stable validation behavior even after tuning — likely because its shallower architecture is less sensitive to the higher dropout rates Optuna selected for the deeper models.</w:t>
+      </w:r>
+    </w:p>
+    <w:p>
+      <w:pPr>
+        <w:rPr>
+          <w:rFonts w:ascii="Times New Roman" w:hAnsi="Times New Roman" w:cs="Times New Roman"/>
+        </w:rPr>
+      </w:pPr>
+      <w:r>
+        <w:rPr>
+          <w:rFonts w:ascii="Times New Roman" w:hAnsi="Times New Roman" w:cs="Times New Roman"/>
+          <w:b/>
+          <w:bCs/>
+        </w:rPr>
+        <w:t>In conclusion</w:t>
+      </w:r>
+      <w:r>
+        <w:rPr>
+          <w:rFonts w:ascii="Times New Roman" w:hAnsi="Times New Roman" w:cs="Times New Roman"/>
+        </w:rPr>
+        <w:t xml:space="preserve">, the current models </w:t>
+      </w:r>
+      <w:r>
+        <w:rPr>
+          <w:rFonts w:ascii="Times New Roman" w:hAnsi="Times New Roman" w:cs="Times New Roman"/>
+        </w:rPr>
+        <w:t xml:space="preserve">can </w:t>
+      </w:r>
+      <w:r>
+        <w:rPr>
+          <w:rFonts w:ascii="Times New Roman" w:hAnsi="Times New Roman" w:cs="Times New Roman"/>
+        </w:rPr>
+        <w:t>"forecast AQI" in the general sense (predict the value)</w:t>
+      </w:r>
+      <w:r>
+        <w:rPr>
+          <w:rFonts w:ascii="Times New Roman" w:hAnsi="Times New Roman" w:cs="Times New Roman"/>
+        </w:rPr>
+        <w:t xml:space="preserve"> </w:t>
+      </w:r>
+      <w:r>
+        <w:rPr>
+          <w:rFonts w:ascii="Times New Roman" w:hAnsi="Times New Roman" w:cs="Times New Roman"/>
+        </w:rPr>
+        <w:t xml:space="preserve">since </w:t>
+      </w:r>
+      <w:r>
+        <w:rPr>
+          <w:rFonts w:ascii="Times New Roman" w:hAnsi="Times New Roman" w:cs="Times New Roman"/>
+        </w:rPr>
+        <w:t>they are</w:t>
+      </w:r>
+      <w:r>
+        <w:rPr>
+          <w:rFonts w:ascii="Times New Roman" w:hAnsi="Times New Roman" w:cs="Times New Roman"/>
+        </w:rPr>
+        <w:t xml:space="preserve"> optimized for average accuracy across all hours. As a result, their predictions cluster in a narrow ~85–195 band, which minimizes average error across thousands of ordinary hours but is systematically wrong at the </w:t>
+      </w:r>
+      <w:r>
+        <w:rPr>
+          <w:rFonts w:ascii="Times New Roman" w:hAnsi="Times New Roman" w:cs="Times New Roman"/>
+        </w:rPr>
+        <w:t>peaks</w:t>
+      </w:r>
+      <w:r>
+        <w:rPr>
+          <w:rFonts w:ascii="Times New Roman" w:hAnsi="Times New Roman" w:cs="Times New Roman"/>
+        </w:rPr>
+        <w:t xml:space="preserve">. Consequently, </w:t>
+      </w:r>
+      <w:r>
+        <w:rPr>
+          <w:rFonts w:ascii="Times New Roman" w:hAnsi="Times New Roman" w:cs="Times New Roman"/>
+        </w:rPr>
+        <w:t>the models' core weakness</w:t>
+      </w:r>
+      <w:r>
+        <w:rPr>
+          <w:rFonts w:ascii="Times New Roman" w:hAnsi="Times New Roman" w:cs="Times New Roman"/>
+        </w:rPr>
+        <w:t xml:space="preserve"> is they can not reliably </w:t>
+      </w:r>
+      <w:r>
+        <w:rPr>
+          <w:rFonts w:ascii="Times New Roman" w:hAnsi="Times New Roman" w:cs="Times New Roman"/>
+        </w:rPr>
+        <w:t>catch extreme AQI events.</w:t>
       </w:r>
     </w:p>
     <w:p>
@@ -9495,6 +9954,28 @@
         </w:rPr>
         <w:t>Source Code</w:t>
       </w:r>
+    </w:p>
+    <w:p>
+      <w:pPr>
+        <w:rPr>
+          <w:rFonts w:ascii="Times New Roman" w:hAnsi="Times New Roman" w:cs="Times New Roman"/>
+        </w:rPr>
+      </w:pPr>
+      <w:r>
+        <w:rPr>
+          <w:rFonts w:ascii="Times New Roman" w:hAnsi="Times New Roman" w:cs="Times New Roman"/>
+        </w:rPr>
+        <w:t xml:space="preserve">Github: </w:t>
+      </w:r>
+      <w:hyperlink r:id="rId14" w:history="1">
+        <w:r>
+          <w:rPr>
+            <w:rStyle w:val="Hyperlink"/>
+            <w:rFonts w:ascii="Times New Roman" w:hAnsi="Times New Roman" w:cs="Times New Roman"/>
+          </w:rPr>
+          <w:t>https://github.com/GMconqoor29/Air-Quality-Index-AQI-Forecasting-System</w:t>
+        </w:r>
+      </w:hyperlink>
     </w:p>
     <w:sectPr>
       <w:pgSz w:w="11906" w:h="16838"/>
@@ -9622,6 +10103,95 @@
     </w:lvl>
   </w:abstractNum>
   <w:abstractNum w:abstractNumId="1" w15:restartNumberingAfterBreak="0">
+    <w:nsid w:val="09FE76EE"/>
+    <w:multiLevelType w:val="hybridMultilevel"/>
+    <w:tmpl w:val="F05A4002"/>
+    <w:lvl w:ilvl="0" w:tplc="38090001">
+      <w:start w:val="1"/>
+      <w:numFmt w:val="bullet"/>
+      <w:lvlText w:val=""/>
+      <w:lvlJc w:val="left"/>
+      <w:pPr>
+        <w:ind w:left="720" w:hanging="360"/>
+      </w:pPr>
+      <w:rPr>
+        <w:rFonts w:ascii="Symbol" w:hAnsi="Symbol" w:hint="default"/>
+      </w:rPr>
+    </w:lvl>
+    <w:lvl w:ilvl="1" w:tplc="FFFFFFFF" w:tentative="1">
+      <w:start w:val="1"/>
+      <w:numFmt w:val="lowerLetter"/>
+      <w:lvlText w:val="%2."/>
+      <w:lvlJc w:val="left"/>
+      <w:pPr>
+        <w:ind w:left="1440" w:hanging="360"/>
+      </w:pPr>
+    </w:lvl>
+    <w:lvl w:ilvl="2" w:tplc="FFFFFFFF" w:tentative="1">
+      <w:start w:val="1"/>
+      <w:numFmt w:val="lowerRoman"/>
+      <w:lvlText w:val="%3."/>
+      <w:lvlJc w:val="right"/>
+      <w:pPr>
+        <w:ind w:left="2160" w:hanging="180"/>
+      </w:pPr>
+    </w:lvl>
+    <w:lvl w:ilvl="3" w:tplc="FFFFFFFF" w:tentative="1">
+      <w:start w:val="1"/>
+      <w:numFmt w:val="decimal"/>
+      <w:lvlText w:val="%4."/>
+      <w:lvlJc w:val="left"/>
+      <w:pPr>
+        <w:ind w:left="2880" w:hanging="360"/>
+      </w:pPr>
+    </w:lvl>
+    <w:lvl w:ilvl="4" w:tplc="FFFFFFFF" w:tentative="1">
+      <w:start w:val="1"/>
+      <w:numFmt w:val="lowerLetter"/>
+      <w:lvlText w:val="%5."/>
+      <w:lvlJc w:val="left"/>
+      <w:pPr>
+        <w:ind w:left="3600" w:hanging="360"/>
+      </w:pPr>
+    </w:lvl>
+    <w:lvl w:ilvl="5" w:tplc="FFFFFFFF" w:tentative="1">
+      <w:start w:val="1"/>
+      <w:numFmt w:val="lowerRoman"/>
+      <w:lvlText w:val="%6."/>
+      <w:lvlJc w:val="right"/>
+      <w:pPr>
+        <w:ind w:left="4320" w:hanging="180"/>
+      </w:pPr>
+    </w:lvl>
+    <w:lvl w:ilvl="6" w:tplc="FFFFFFFF" w:tentative="1">
+      <w:start w:val="1"/>
+      <w:numFmt w:val="decimal"/>
+      <w:lvlText w:val="%7."/>
+      <w:lvlJc w:val="left"/>
+      <w:pPr>
+        <w:ind w:left="5040" w:hanging="360"/>
+      </w:pPr>
+    </w:lvl>
+    <w:lvl w:ilvl="7" w:tplc="FFFFFFFF" w:tentative="1">
+      <w:start w:val="1"/>
+      <w:numFmt w:val="lowerLetter"/>
+      <w:lvlText w:val="%8."/>
+      <w:lvlJc w:val="left"/>
+      <w:pPr>
+        <w:ind w:left="5760" w:hanging="360"/>
+      </w:pPr>
+    </w:lvl>
+    <w:lvl w:ilvl="8" w:tplc="FFFFFFFF" w:tentative="1">
+      <w:start w:val="1"/>
+      <w:numFmt w:val="lowerRoman"/>
+      <w:lvlText w:val="%9."/>
+      <w:lvlJc w:val="right"/>
+      <w:pPr>
+        <w:ind w:left="6480" w:hanging="180"/>
+      </w:pPr>
+    </w:lvl>
+  </w:abstractNum>
+  <w:abstractNum w:abstractNumId="2" w15:restartNumberingAfterBreak="0">
     <w:nsid w:val="0AF349DC"/>
     <w:multiLevelType w:val="multilevel"/>
     <w:tmpl w:val="6EBEE0B2"/>
@@ -9734,7 +10304,7 @@
       </w:rPr>
     </w:lvl>
   </w:abstractNum>
-  <w:abstractNum w:abstractNumId="2" w15:restartNumberingAfterBreak="0">
+  <w:abstractNum w:abstractNumId="3" w15:restartNumberingAfterBreak="0">
     <w:nsid w:val="0E7552BC"/>
     <w:multiLevelType w:val="hybridMultilevel"/>
     <w:tmpl w:val="FF9A4FEA"/>
@@ -9823,7 +10393,7 @@
       </w:pPr>
     </w:lvl>
   </w:abstractNum>
-  <w:abstractNum w:abstractNumId="3" w15:restartNumberingAfterBreak="0">
+  <w:abstractNum w:abstractNumId="4" w15:restartNumberingAfterBreak="0">
     <w:nsid w:val="13EB4BB6"/>
     <w:multiLevelType w:val="hybridMultilevel"/>
     <w:tmpl w:val="B142CDAE"/>
@@ -9936,7 +10506,7 @@
       </w:rPr>
     </w:lvl>
   </w:abstractNum>
-  <w:abstractNum w:abstractNumId="4" w15:restartNumberingAfterBreak="0">
+  <w:abstractNum w:abstractNumId="5" w15:restartNumberingAfterBreak="0">
     <w:nsid w:val="1F583142"/>
     <w:multiLevelType w:val="hybridMultilevel"/>
     <w:tmpl w:val="19DA39FC"/>
@@ -10025,7 +10595,7 @@
       </w:pPr>
     </w:lvl>
   </w:abstractNum>
-  <w:abstractNum w:abstractNumId="5" w15:restartNumberingAfterBreak="0">
+  <w:abstractNum w:abstractNumId="6" w15:restartNumberingAfterBreak="0">
     <w:nsid w:val="225307AA"/>
     <w:multiLevelType w:val="hybridMultilevel"/>
     <w:tmpl w:val="E54E7580"/>
@@ -10114,10 +10684,10 @@
       </w:pPr>
     </w:lvl>
   </w:abstractNum>
-  <w:abstractNum w:abstractNumId="6" w15:restartNumberingAfterBreak="0">
+  <w:abstractNum w:abstractNumId="7" w15:restartNumberingAfterBreak="0">
     <w:nsid w:val="26A304FA"/>
     <w:multiLevelType w:val="hybridMultilevel"/>
-    <w:tmpl w:val="4F1AFE8A"/>
+    <w:tmpl w:val="06CE6F8C"/>
     <w:lvl w:ilvl="0" w:tplc="3809000F">
       <w:start w:val="1"/>
       <w:numFmt w:val="decimal"/>
@@ -10203,7 +10773,7 @@
       </w:pPr>
     </w:lvl>
   </w:abstractNum>
-  <w:abstractNum w:abstractNumId="7" w15:restartNumberingAfterBreak="0">
+  <w:abstractNum w:abstractNumId="8" w15:restartNumberingAfterBreak="0">
     <w:nsid w:val="270A6E2F"/>
     <w:multiLevelType w:val="hybridMultilevel"/>
     <w:tmpl w:val="7F74E39A"/>
@@ -10292,7 +10862,96 @@
       </w:pPr>
     </w:lvl>
   </w:abstractNum>
-  <w:abstractNum w:abstractNumId="8" w15:restartNumberingAfterBreak="0">
+  <w:abstractNum w:abstractNumId="9" w15:restartNumberingAfterBreak="0">
+    <w:nsid w:val="351F11DF"/>
+    <w:multiLevelType w:val="hybridMultilevel"/>
+    <w:tmpl w:val="6D3872EC"/>
+    <w:lvl w:ilvl="0" w:tplc="3809000F">
+      <w:start w:val="1"/>
+      <w:numFmt w:val="decimal"/>
+      <w:lvlText w:val="%1."/>
+      <w:lvlJc w:val="left"/>
+      <w:pPr>
+        <w:ind w:left="720" w:hanging="360"/>
+      </w:pPr>
+      <w:rPr>
+        <w:rFonts w:hint="default"/>
+      </w:rPr>
+    </w:lvl>
+    <w:lvl w:ilvl="1" w:tplc="38090019" w:tentative="1">
+      <w:start w:val="1"/>
+      <w:numFmt w:val="lowerLetter"/>
+      <w:lvlText w:val="%2."/>
+      <w:lvlJc w:val="left"/>
+      <w:pPr>
+        <w:ind w:left="1440" w:hanging="360"/>
+      </w:pPr>
+    </w:lvl>
+    <w:lvl w:ilvl="2" w:tplc="3809001B" w:tentative="1">
+      <w:start w:val="1"/>
+      <w:numFmt w:val="lowerRoman"/>
+      <w:lvlText w:val="%3."/>
+      <w:lvlJc w:val="right"/>
+      <w:pPr>
+        <w:ind w:left="2160" w:hanging="180"/>
+      </w:pPr>
+    </w:lvl>
+    <w:lvl w:ilvl="3" w:tplc="3809000F" w:tentative="1">
+      <w:start w:val="1"/>
+      <w:numFmt w:val="decimal"/>
+      <w:lvlText w:val="%4."/>
+      <w:lvlJc w:val="left"/>
+      <w:pPr>
+        <w:ind w:left="2880" w:hanging="360"/>
+      </w:pPr>
+    </w:lvl>
+    <w:lvl w:ilvl="4" w:tplc="38090019" w:tentative="1">
+      <w:start w:val="1"/>
+      <w:numFmt w:val="lowerLetter"/>
+      <w:lvlText w:val="%5."/>
+      <w:lvlJc w:val="left"/>
+      <w:pPr>
+        <w:ind w:left="3600" w:hanging="360"/>
+      </w:pPr>
+    </w:lvl>
+    <w:lvl w:ilvl="5" w:tplc="3809001B" w:tentative="1">
+      <w:start w:val="1"/>
+      <w:numFmt w:val="lowerRoman"/>
+      <w:lvlText w:val="%6."/>
+      <w:lvlJc w:val="right"/>
+      <w:pPr>
+        <w:ind w:left="4320" w:hanging="180"/>
+      </w:pPr>
+    </w:lvl>
+    <w:lvl w:ilvl="6" w:tplc="3809000F" w:tentative="1">
+      <w:start w:val="1"/>
+      <w:numFmt w:val="decimal"/>
+      <w:lvlText w:val="%7."/>
+      <w:lvlJc w:val="left"/>
+      <w:pPr>
+        <w:ind w:left="5040" w:hanging="360"/>
+      </w:pPr>
+    </w:lvl>
+    <w:lvl w:ilvl="7" w:tplc="38090019" w:tentative="1">
+      <w:start w:val="1"/>
+      <w:numFmt w:val="lowerLetter"/>
+      <w:lvlText w:val="%8."/>
+      <w:lvlJc w:val="left"/>
+      <w:pPr>
+        <w:ind w:left="5760" w:hanging="360"/>
+      </w:pPr>
+    </w:lvl>
+    <w:lvl w:ilvl="8" w:tplc="3809001B" w:tentative="1">
+      <w:start w:val="1"/>
+      <w:numFmt w:val="lowerRoman"/>
+      <w:lvlText w:val="%9."/>
+      <w:lvlJc w:val="right"/>
+      <w:pPr>
+        <w:ind w:left="6480" w:hanging="180"/>
+      </w:pPr>
+    </w:lvl>
+  </w:abstractNum>
+  <w:abstractNum w:abstractNumId="10" w15:restartNumberingAfterBreak="0">
     <w:nsid w:val="468F2541"/>
     <w:multiLevelType w:val="multilevel"/>
     <w:tmpl w:val="D24EBB54"/>
@@ -10441,7 +11100,7 @@
       </w:rPr>
     </w:lvl>
   </w:abstractNum>
-  <w:abstractNum w:abstractNumId="9" w15:restartNumberingAfterBreak="0">
+  <w:abstractNum w:abstractNumId="11" w15:restartNumberingAfterBreak="0">
     <w:nsid w:val="46B7117F"/>
     <w:multiLevelType w:val="hybridMultilevel"/>
     <w:tmpl w:val="04AA3164"/>
@@ -10527,7 +11186,7 @@
       </w:pPr>
     </w:lvl>
   </w:abstractNum>
-  <w:abstractNum w:abstractNumId="10" w15:restartNumberingAfterBreak="0">
+  <w:abstractNum w:abstractNumId="12" w15:restartNumberingAfterBreak="0">
     <w:nsid w:val="49BA2D7E"/>
     <w:multiLevelType w:val="hybridMultilevel"/>
     <w:tmpl w:val="F1D04888"/>
@@ -10640,7 +11299,7 @@
       </w:rPr>
     </w:lvl>
   </w:abstractNum>
-  <w:abstractNum w:abstractNumId="11" w15:restartNumberingAfterBreak="0">
+  <w:abstractNum w:abstractNumId="13" w15:restartNumberingAfterBreak="0">
     <w:nsid w:val="4C4C4851"/>
     <w:multiLevelType w:val="multilevel"/>
     <w:tmpl w:val="FBF6BEE6"/>
@@ -10753,7 +11412,7 @@
       </w:rPr>
     </w:lvl>
   </w:abstractNum>
-  <w:abstractNum w:abstractNumId="12" w15:restartNumberingAfterBreak="0">
+  <w:abstractNum w:abstractNumId="14" w15:restartNumberingAfterBreak="0">
     <w:nsid w:val="4CBC15E1"/>
     <w:multiLevelType w:val="hybridMultilevel"/>
     <w:tmpl w:val="D52EFAE4"/>
@@ -10866,7 +11525,7 @@
       </w:rPr>
     </w:lvl>
   </w:abstractNum>
-  <w:abstractNum w:abstractNumId="13" w15:restartNumberingAfterBreak="0">
+  <w:abstractNum w:abstractNumId="15" w15:restartNumberingAfterBreak="0">
     <w:nsid w:val="4F813CDB"/>
     <w:multiLevelType w:val="hybridMultilevel"/>
     <w:tmpl w:val="A13283A0"/>
@@ -10979,7 +11638,7 @@
       </w:rPr>
     </w:lvl>
   </w:abstractNum>
-  <w:abstractNum w:abstractNumId="14" w15:restartNumberingAfterBreak="0">
+  <w:abstractNum w:abstractNumId="16" w15:restartNumberingAfterBreak="0">
     <w:nsid w:val="52A37712"/>
     <w:multiLevelType w:val="multilevel"/>
     <w:tmpl w:val="72882590"/>
@@ -11128,7 +11787,7 @@
       </w:rPr>
     </w:lvl>
   </w:abstractNum>
-  <w:abstractNum w:abstractNumId="15" w15:restartNumberingAfterBreak="0">
+  <w:abstractNum w:abstractNumId="17" w15:restartNumberingAfterBreak="0">
     <w:nsid w:val="61390237"/>
     <w:multiLevelType w:val="hybridMultilevel"/>
     <w:tmpl w:val="2F60FF70"/>
@@ -11241,7 +11900,7 @@
       </w:rPr>
     </w:lvl>
   </w:abstractNum>
-  <w:abstractNum w:abstractNumId="16" w15:restartNumberingAfterBreak="0">
+  <w:abstractNum w:abstractNumId="18" w15:restartNumberingAfterBreak="0">
     <w:nsid w:val="664478E0"/>
     <w:multiLevelType w:val="hybridMultilevel"/>
     <w:tmpl w:val="D99CEB9C"/>
@@ -11354,7 +12013,7 @@
       </w:rPr>
     </w:lvl>
   </w:abstractNum>
-  <w:abstractNum w:abstractNumId="17" w15:restartNumberingAfterBreak="0">
+  <w:abstractNum w:abstractNumId="19" w15:restartNumberingAfterBreak="0">
     <w:nsid w:val="68B5437D"/>
     <w:multiLevelType w:val="hybridMultilevel"/>
     <w:tmpl w:val="516E46FC"/>
@@ -11443,7 +12102,7 @@
       </w:pPr>
     </w:lvl>
   </w:abstractNum>
-  <w:abstractNum w:abstractNumId="18" w15:restartNumberingAfterBreak="0">
+  <w:abstractNum w:abstractNumId="20" w15:restartNumberingAfterBreak="0">
     <w:nsid w:val="6D5A648E"/>
     <w:multiLevelType w:val="hybridMultilevel"/>
     <w:tmpl w:val="58C4A818"/>
@@ -11556,7 +12215,7 @@
       </w:rPr>
     </w:lvl>
   </w:abstractNum>
-  <w:abstractNum w:abstractNumId="19" w15:restartNumberingAfterBreak="0">
+  <w:abstractNum w:abstractNumId="21" w15:restartNumberingAfterBreak="0">
     <w:nsid w:val="6E613C42"/>
     <w:multiLevelType w:val="multilevel"/>
     <w:tmpl w:val="D3CE0642"/>
@@ -11670,64 +12329,70 @@
     </w:lvl>
   </w:abstractNum>
   <w:num w:numId="1" w16cid:durableId="453905746">
-    <w:abstractNumId w:val="9"/>
+    <w:abstractNumId w:val="11"/>
   </w:num>
   <w:num w:numId="2" w16cid:durableId="2042051978">
+    <w:abstractNumId w:val="19"/>
+  </w:num>
+  <w:num w:numId="3" w16cid:durableId="716589880">
+    <w:abstractNumId w:val="21"/>
+  </w:num>
+  <w:num w:numId="4" w16cid:durableId="1346708781">
+    <w:abstractNumId w:val="2"/>
+  </w:num>
+  <w:num w:numId="5" w16cid:durableId="1704937101">
     <w:abstractNumId w:val="17"/>
   </w:num>
-  <w:num w:numId="3" w16cid:durableId="716589880">
-    <w:abstractNumId w:val="19"/>
+  <w:num w:numId="6" w16cid:durableId="405231264">
+    <w:abstractNumId w:val="13"/>
   </w:num>
-  <w:num w:numId="4" w16cid:durableId="1346708781">
-    <w:abstractNumId w:val="1"/>
+  <w:num w:numId="7" w16cid:durableId="784353740">
+    <w:abstractNumId w:val="20"/>
   </w:num>
-  <w:num w:numId="5" w16cid:durableId="1704937101">
+  <w:num w:numId="8" w16cid:durableId="714736898">
+    <w:abstractNumId w:val="8"/>
+  </w:num>
+  <w:num w:numId="9" w16cid:durableId="4212705">
+    <w:abstractNumId w:val="14"/>
+  </w:num>
+  <w:num w:numId="10" w16cid:durableId="770707912">
     <w:abstractNumId w:val="15"/>
   </w:num>
-  <w:num w:numId="6" w16cid:durableId="405231264">
-    <w:abstractNumId w:val="11"/>
-  </w:num>
-  <w:num w:numId="7" w16cid:durableId="784353740">
-    <w:abstractNumId w:val="18"/>
-  </w:num>
-  <w:num w:numId="8" w16cid:durableId="714736898">
+  <w:num w:numId="11" w16cid:durableId="2021546597">
     <w:abstractNumId w:val="7"/>
   </w:num>
-  <w:num w:numId="9" w16cid:durableId="4212705">
+  <w:num w:numId="12" w16cid:durableId="1076590818">
+    <w:abstractNumId w:val="3"/>
+  </w:num>
+  <w:num w:numId="13" w16cid:durableId="385305016">
+    <w:abstractNumId w:val="10"/>
+  </w:num>
+  <w:num w:numId="14" w16cid:durableId="932397841">
+    <w:abstractNumId w:val="16"/>
+  </w:num>
+  <w:num w:numId="15" w16cid:durableId="1661881730">
+    <w:abstractNumId w:val="5"/>
+  </w:num>
+  <w:num w:numId="16" w16cid:durableId="1530605620">
+    <w:abstractNumId w:val="6"/>
+  </w:num>
+  <w:num w:numId="17" w16cid:durableId="1797874624">
+    <w:abstractNumId w:val="4"/>
+  </w:num>
+  <w:num w:numId="18" w16cid:durableId="529682792">
     <w:abstractNumId w:val="12"/>
   </w:num>
-  <w:num w:numId="10" w16cid:durableId="770707912">
-    <w:abstractNumId w:val="13"/>
-  </w:num>
-  <w:num w:numId="11" w16cid:durableId="2021546597">
-    <w:abstractNumId w:val="6"/>
-  </w:num>
-  <w:num w:numId="12" w16cid:durableId="1076590818">
-    <w:abstractNumId w:val="2"/>
-  </w:num>
-  <w:num w:numId="13" w16cid:durableId="385305016">
-    <w:abstractNumId w:val="8"/>
-  </w:num>
-  <w:num w:numId="14" w16cid:durableId="932397841">
-    <w:abstractNumId w:val="14"/>
-  </w:num>
-  <w:num w:numId="15" w16cid:durableId="1661881730">
-    <w:abstractNumId w:val="4"/>
-  </w:num>
-  <w:num w:numId="16" w16cid:durableId="1530605620">
-    <w:abstractNumId w:val="5"/>
-  </w:num>
-  <w:num w:numId="17" w16cid:durableId="1797874624">
-    <w:abstractNumId w:val="3"/>
-  </w:num>
-  <w:num w:numId="18" w16cid:durableId="529682792">
-    <w:abstractNumId w:val="10"/>
-  </w:num>
   <w:num w:numId="19" w16cid:durableId="1513182666">
-    <w:abstractNumId w:val="16"/>
+    <w:abstractNumId w:val="18"/>
   </w:num>
   <w:num w:numId="20" w16cid:durableId="409815354">
     <w:abstractNumId w:val="0"/>
+  </w:num>
+  <w:num w:numId="21" w16cid:durableId="1805198461">
+    <w:abstractNumId w:val="1"/>
+  </w:num>
+  <w:num w:numId="22" w16cid:durableId="1601596981">
+    <w:abstractNumId w:val="9"/>
   </w:num>
 </w:numbering>
 </file>
@@ -12887,6 +13552,29 @@
       <w14:ligatures w14:val="none"/>
     </w:rPr>
   </w:style>
+  <w:style w:type="character" w:styleId="Hyperlink">
+    <w:name w:val="Hyperlink"/>
+    <w:basedOn w:val="DefaultParagraphFont"/>
+    <w:uiPriority w:val="99"/>
+    <w:unhideWhenUsed/>
+    <w:rsid w:val="00422B39"/>
+    <w:rPr>
+      <w:color w:val="467886" w:themeColor="hyperlink"/>
+      <w:u w:val="single"/>
+    </w:rPr>
+  </w:style>
+  <w:style w:type="character" w:styleId="UnresolvedMention">
+    <w:name w:val="Unresolved Mention"/>
+    <w:basedOn w:val="DefaultParagraphFont"/>
+    <w:uiPriority w:val="99"/>
+    <w:semiHidden/>
+    <w:unhideWhenUsed/>
+    <w:rsid w:val="00422B39"/>
+    <w:rPr>
+      <w:color w:val="605E5C"/>
+      <w:shd w:val="clear" w:color="auto" w:fill="E1DFDD"/>
+    </w:rPr>
+  </w:style>
 </w:styles>
 </file>
 

--- a/PROJECT REPORT.docx
+++ b/PROJECT REPORT.docx
@@ -44,6 +44,28 @@
           <w:szCs w:val="36"/>
         </w:rPr>
         <w:t>Air Quality Index (AQI) Forecasting System</w:t>
+      </w:r>
+    </w:p>
+    <w:p>
+      <w:pPr>
+        <w:jc w:val="center"/>
+        <w:rPr>
+          <w:rFonts w:ascii="Times New Roman" w:hAnsi="Times New Roman" w:cs="Times New Roman"/>
+          <w:b/>
+          <w:bCs/>
+          <w:sz w:val="36"/>
+          <w:szCs w:val="36"/>
+        </w:rPr>
+      </w:pPr>
+      <w:r>
+        <w:rPr>
+          <w:rFonts w:ascii="Times New Roman" w:hAnsi="Times New Roman" w:cs="Times New Roman"/>
+          <w:b/>
+          <w:bCs/>
+          <w:sz w:val="36"/>
+          <w:szCs w:val="36"/>
+        </w:rPr>
+        <w:t>Trần Trung Hiếu - 20235934</w:t>
       </w:r>
     </w:p>
     <w:p>
@@ -573,6 +595,7 @@
               <w:rPr>
                 <w:rFonts w:ascii="Times New Roman" w:hAnsi="Times New Roman" w:cs="Times New Roman"/>
               </w:rPr>
+              <w:lastRenderedPageBreak/>
               <w:t>5</w:t>
             </w:r>
           </w:p>
@@ -615,28 +638,7 @@
               <w:rPr>
                 <w:rFonts w:ascii="Times New Roman" w:hAnsi="Times New Roman" w:cs="Times New Roman"/>
               </w:rPr>
-              <w:t xml:space="preserve">Compare model results with a Naive Persistence Baseline to </w:t>
-            </w:r>
-            <w:r>
-              <w:rPr>
-                <w:rFonts w:ascii="Times New Roman" w:hAnsi="Times New Roman" w:cs="Times New Roman"/>
-              </w:rPr>
-              <w:lastRenderedPageBreak/>
-              <w:t xml:space="preserve">prove the models </w:t>
-            </w:r>
-            <w:proofErr w:type="gramStart"/>
-            <w:r>
-              <w:rPr>
-                <w:rFonts w:ascii="Times New Roman" w:hAnsi="Times New Roman" w:cs="Times New Roman"/>
-              </w:rPr>
-              <w:t>actually learn</w:t>
-            </w:r>
-            <w:proofErr w:type="gramEnd"/>
-            <w:r>
-              <w:rPr>
-                <w:rFonts w:ascii="Times New Roman" w:hAnsi="Times New Roman" w:cs="Times New Roman"/>
-              </w:rPr>
-              <w:t xml:space="preserve"> patterns.</w:t>
+              <w:t>Compare model results with a Naive Persistence Baseline to prove the models actually learn patterns.</w:t>
             </w:r>
           </w:p>
         </w:tc>
@@ -658,7 +660,6 @@
               <w:rPr>
                 <w:rFonts w:ascii="Times New Roman" w:hAnsi="Times New Roman" w:cs="Times New Roman"/>
               </w:rPr>
-              <w:lastRenderedPageBreak/>
               <w:t>6</w:t>
             </w:r>
           </w:p>
@@ -1062,23 +1063,7 @@
                 <w:rStyle w:val="VerbatimChar"/>
                 <w:rFonts w:ascii="Times New Roman" w:hAnsi="Times New Roman" w:cs="Times New Roman"/>
               </w:rPr>
-              <w:t>get_xgboost_</w:t>
-            </w:r>
-            <w:proofErr w:type="gramStart"/>
-            <w:r>
-              <w:rPr>
-                <w:rStyle w:val="VerbatimChar"/>
-                <w:rFonts w:ascii="Times New Roman" w:hAnsi="Times New Roman" w:cs="Times New Roman"/>
-              </w:rPr>
-              <w:t>data(</w:t>
-            </w:r>
-            <w:proofErr w:type="gramEnd"/>
-            <w:r>
-              <w:rPr>
-                <w:rStyle w:val="VerbatimChar"/>
-                <w:rFonts w:ascii="Times New Roman" w:hAnsi="Times New Roman" w:cs="Times New Roman"/>
-              </w:rPr>
-              <w:t>)</w:t>
+              <w:t>get_xgboost_data()</w:t>
             </w:r>
             <w:r>
               <w:rPr>
@@ -1416,6 +1401,7 @@
                 <w:b/>
                 <w:bCs/>
               </w:rPr>
+              <w:lastRenderedPageBreak/>
               <w:t>Visualization</w:t>
             </w:r>
           </w:p>
@@ -1481,7 +1467,6 @@
                 <w:b/>
                 <w:bCs/>
               </w:rPr>
-              <w:lastRenderedPageBreak/>
               <w:t>Utilities</w:t>
             </w:r>
           </w:p>
@@ -2173,18 +2158,8 @@
           <w:rFonts w:ascii="Times New Roman" w:hAnsi="Times New Roman" w:cs="Times New Roman"/>
           <w:szCs w:val="22"/>
         </w:rPr>
-        <w:t xml:space="preserve"> </w:t>
-      </w:r>
-      <w:proofErr w:type="gramStart"/>
-      <w:r>
-        <w:rPr>
-          <w:rStyle w:val="NormalTok"/>
-          <w:rFonts w:ascii="Times New Roman" w:hAnsi="Times New Roman" w:cs="Times New Roman"/>
-          <w:szCs w:val="22"/>
-        </w:rPr>
-        <w:t>venv .venv</w:t>
-      </w:r>
-      <w:proofErr w:type="gramEnd"/>
+        <w:t xml:space="preserve"> venv .venv</w:t>
+      </w:r>
       <w:r>
         <w:rPr>
           <w:rFonts w:ascii="Times New Roman" w:hAnsi="Times New Roman" w:cs="Times New Roman"/>
@@ -2265,7 +2240,6 @@
         </w:rPr>
         <w:br/>
       </w:r>
-      <w:proofErr w:type="gramStart"/>
       <w:r>
         <w:rPr>
           <w:rStyle w:val="BuiltInTok"/>
@@ -2281,16 +2255,7 @@
           <w:rFonts w:ascii="Times New Roman" w:hAnsi="Times New Roman" w:cs="Times New Roman"/>
           <w:szCs w:val="22"/>
         </w:rPr>
-        <w:t xml:space="preserve"> .venv</w:t>
-      </w:r>
-      <w:proofErr w:type="gramEnd"/>
-      <w:r>
-        <w:rPr>
-          <w:rStyle w:val="NormalTok"/>
-          <w:rFonts w:ascii="Times New Roman" w:hAnsi="Times New Roman" w:cs="Times New Roman"/>
-          <w:szCs w:val="22"/>
-        </w:rPr>
-        <w:t>/bin/activate</w:t>
+        <w:t xml:space="preserve"> .venv/bin/activate</w:t>
       </w:r>
       <w:r>
         <w:rPr>
@@ -2481,6 +2446,7 @@
           <w:color w:val="auto"/>
           <w:szCs w:val="22"/>
         </w:rPr>
+        <w:lastRenderedPageBreak/>
         <w:t>python "main program/stacked_main.py"</w:t>
       </w:r>
     </w:p>
@@ -2517,7 +2483,6 @@
           <w:color w:val="auto"/>
           <w:szCs w:val="22"/>
         </w:rPr>
-        <w:lastRenderedPageBreak/>
         <w:t># Train and evaluate Single-layer GRU</w:t>
       </w:r>
     </w:p>
@@ -2961,7 +2926,19 @@
         <w:rPr>
           <w:rFonts w:ascii="Times New Roman" w:hAnsi="Times New Roman" w:cs="Times New Roman"/>
         </w:rPr>
-        <w:t>) and addresses 6 main issues:</w:t>
+        <w:t xml:space="preserve">) and addresses </w:t>
+      </w:r>
+      <w:r>
+        <w:rPr>
+          <w:rFonts w:ascii="Times New Roman" w:hAnsi="Times New Roman" w:cs="Times New Roman"/>
+        </w:rPr>
+        <w:t>5</w:t>
+      </w:r>
+      <w:r>
+        <w:rPr>
+          <w:rFonts w:ascii="Times New Roman" w:hAnsi="Times New Roman" w:cs="Times New Roman"/>
+        </w:rPr>
+        <w:t xml:space="preserve"> main issues:</w:t>
       </w:r>
     </w:p>
     <w:tbl>
@@ -2983,7 +2960,7 @@
         <w:tc>
           <w:tcPr>
             <w:cnfStyle w:val="000010000000" w:firstRow="0" w:lastRow="0" w:firstColumn="0" w:lastColumn="0" w:oddVBand="1" w:evenVBand="0" w:oddHBand="0" w:evenHBand="0" w:firstRowFirstColumn="0" w:firstRowLastColumn="0" w:lastRowFirstColumn="0" w:lastRowLastColumn="0"/>
-            <w:tcW w:w="1760" w:type="dxa"/>
+            <w:tcW w:w="2004" w:type="dxa"/>
           </w:tcPr>
           <w:p>
             <w:pPr>
@@ -3003,7 +2980,7 @@
         <w:tc>
           <w:tcPr>
             <w:cnfStyle w:val="000001000000" w:firstRow="0" w:lastRow="0" w:firstColumn="0" w:lastColumn="0" w:oddVBand="0" w:evenVBand="1" w:oddHBand="0" w:evenHBand="0" w:firstRowFirstColumn="0" w:firstRowLastColumn="0" w:lastRowFirstColumn="0" w:lastRowLastColumn="0"/>
-            <w:tcW w:w="3080" w:type="dxa"/>
+            <w:tcW w:w="3506" w:type="dxa"/>
           </w:tcPr>
           <w:p>
             <w:pPr>
@@ -3023,7 +3000,7 @@
         <w:tc>
           <w:tcPr>
             <w:cnfStyle w:val="000010000000" w:firstRow="0" w:lastRow="0" w:firstColumn="0" w:lastColumn="0" w:oddVBand="1" w:evenVBand="0" w:oddHBand="0" w:evenHBand="0" w:firstRowFirstColumn="0" w:firstRowLastColumn="0" w:lastRowFirstColumn="0" w:lastRowLastColumn="0"/>
-            <w:tcW w:w="3080" w:type="dxa"/>
+            <w:tcW w:w="3506" w:type="dxa"/>
           </w:tcPr>
           <w:p>
             <w:pPr>
@@ -3048,7 +3025,7 @@
         <w:tc>
           <w:tcPr>
             <w:cnfStyle w:val="000010000000" w:firstRow="0" w:lastRow="0" w:firstColumn="0" w:lastColumn="0" w:oddVBand="1" w:evenVBand="0" w:oddHBand="0" w:evenHBand="0" w:firstRowFirstColumn="0" w:firstRowLastColumn="0" w:lastRowFirstColumn="0" w:lastRowLastColumn="0"/>
-            <w:tcW w:w="1760" w:type="dxa"/>
+            <w:tcW w:w="2004" w:type="dxa"/>
           </w:tcPr>
           <w:p>
             <w:pPr>
@@ -3070,7 +3047,7 @@
         <w:tc>
           <w:tcPr>
             <w:cnfStyle w:val="000001000000" w:firstRow="0" w:lastRow="0" w:firstColumn="0" w:lastColumn="0" w:oddVBand="0" w:evenVBand="1" w:oddHBand="0" w:evenHBand="0" w:firstRowFirstColumn="0" w:firstRowLastColumn="0" w:lastRowFirstColumn="0" w:lastRowLastColumn="0"/>
-            <w:tcW w:w="3080" w:type="dxa"/>
+            <w:tcW w:w="3506" w:type="dxa"/>
           </w:tcPr>
           <w:p>
             <w:pPr>
@@ -3090,7 +3067,7 @@
         <w:tc>
           <w:tcPr>
             <w:cnfStyle w:val="000010000000" w:firstRow="0" w:lastRow="0" w:firstColumn="0" w:lastColumn="0" w:oddVBand="1" w:evenVBand="0" w:oddHBand="0" w:evenHBand="0" w:firstRowFirstColumn="0" w:firstRowLastColumn="0" w:lastRowFirstColumn="0" w:lastRowLastColumn="0"/>
-            <w:tcW w:w="3080" w:type="dxa"/>
+            <w:tcW w:w="3506" w:type="dxa"/>
           </w:tcPr>
           <w:p>
             <w:pPr>
@@ -3125,7 +3102,7 @@
         <w:tc>
           <w:tcPr>
             <w:cnfStyle w:val="000010000000" w:firstRow="0" w:lastRow="0" w:firstColumn="0" w:lastColumn="0" w:oddVBand="1" w:evenVBand="0" w:oddHBand="0" w:evenHBand="0" w:firstRowFirstColumn="0" w:firstRowLastColumn="0" w:lastRowFirstColumn="0" w:lastRowLastColumn="0"/>
-            <w:tcW w:w="1760" w:type="dxa"/>
+            <w:tcW w:w="2004" w:type="dxa"/>
           </w:tcPr>
           <w:p>
             <w:pPr>
@@ -3147,7 +3124,7 @@
         <w:tc>
           <w:tcPr>
             <w:cnfStyle w:val="000001000000" w:firstRow="0" w:lastRow="0" w:firstColumn="0" w:lastColumn="0" w:oddVBand="0" w:evenVBand="1" w:oddHBand="0" w:evenHBand="0" w:firstRowFirstColumn="0" w:firstRowLastColumn="0" w:lastRowFirstColumn="0" w:lastRowLastColumn="0"/>
-            <w:tcW w:w="3080" w:type="dxa"/>
+            <w:tcW w:w="3506" w:type="dxa"/>
           </w:tcPr>
           <w:p>
             <w:pPr>
@@ -3187,7 +3164,7 @@
         <w:tc>
           <w:tcPr>
             <w:cnfStyle w:val="000010000000" w:firstRow="0" w:lastRow="0" w:firstColumn="0" w:lastColumn="0" w:oddVBand="1" w:evenVBand="0" w:oddHBand="0" w:evenHBand="0" w:firstRowFirstColumn="0" w:firstRowLastColumn="0" w:lastRowFirstColumn="0" w:lastRowLastColumn="0"/>
-            <w:tcW w:w="3080" w:type="dxa"/>
+            <w:tcW w:w="3506" w:type="dxa"/>
           </w:tcPr>
           <w:p>
             <w:pPr>
@@ -3232,7 +3209,7 @@
         <w:tc>
           <w:tcPr>
             <w:cnfStyle w:val="000010000000" w:firstRow="0" w:lastRow="0" w:firstColumn="0" w:lastColumn="0" w:oddVBand="1" w:evenVBand="0" w:oddHBand="0" w:evenHBand="0" w:firstRowFirstColumn="0" w:firstRowLastColumn="0" w:lastRowFirstColumn="0" w:lastRowLastColumn="0"/>
-            <w:tcW w:w="1760" w:type="dxa"/>
+            <w:tcW w:w="2004" w:type="dxa"/>
           </w:tcPr>
           <w:p>
             <w:pPr>
@@ -3247,47 +3224,27 @@
                 <w:b/>
                 <w:bCs/>
               </w:rPr>
-              <w:t>Data Leakage</w:t>
+              <w:t>Split Ratio</w:t>
             </w:r>
           </w:p>
         </w:tc>
         <w:tc>
           <w:tcPr>
             <w:cnfStyle w:val="000001000000" w:firstRow="0" w:lastRow="0" w:firstColumn="0" w:lastColumn="0" w:oddVBand="0" w:evenVBand="1" w:oddHBand="0" w:evenHBand="0" w:firstRowFirstColumn="0" w:firstRowLastColumn="0" w:lastRowFirstColumn="0" w:lastRowLastColumn="0"/>
-            <w:tcW w:w="3080" w:type="dxa"/>
-          </w:tcPr>
-          <w:p>
-            <w:pPr>
-              <w:pStyle w:val="Compact"/>
-              <w:rPr>
-                <w:rFonts w:ascii="Times New Roman" w:hAnsi="Times New Roman" w:cs="Times New Roman"/>
-              </w:rPr>
-            </w:pPr>
-            <w:r>
-              <w:rPr>
-                <w:rFonts w:ascii="Times New Roman" w:hAnsi="Times New Roman" w:cs="Times New Roman"/>
-              </w:rPr>
-              <w:t>Fit scaler on entire dataset</w:t>
-            </w:r>
-          </w:p>
-        </w:tc>
-        <w:tc>
-          <w:tcPr>
-            <w:cnfStyle w:val="000010000000" w:firstRow="0" w:lastRow="0" w:firstColumn="0" w:lastColumn="0" w:oddVBand="1" w:evenVBand="0" w:oddHBand="0" w:evenHBand="0" w:firstRowFirstColumn="0" w:firstRowLastColumn="0" w:lastRowFirstColumn="0" w:lastRowLastColumn="0"/>
-            <w:tcW w:w="3080" w:type="dxa"/>
-          </w:tcPr>
-          <w:p>
-            <w:pPr>
-              <w:pStyle w:val="Compact"/>
-              <w:rPr>
-                <w:rFonts w:ascii="Times New Roman" w:hAnsi="Times New Roman" w:cs="Times New Roman"/>
-              </w:rPr>
-            </w:pPr>
-            <w:r>
-              <w:rPr>
-                <w:rFonts w:ascii="Times New Roman" w:hAnsi="Times New Roman" w:cs="Times New Roman"/>
-              </w:rPr>
-              <w:t xml:space="preserve">Fit scaler </w:t>
+            <w:tcW w:w="3506" w:type="dxa"/>
+          </w:tcPr>
+          <w:p>
+            <w:pPr>
+              <w:pStyle w:val="Compact"/>
+              <w:rPr>
+                <w:rFonts w:ascii="Times New Roman" w:hAnsi="Times New Roman" w:cs="Times New Roman"/>
+              </w:rPr>
+            </w:pPr>
+            <w:r>
+              <w:rPr>
+                <w:rFonts w:ascii="Times New Roman" w:hAnsi="Times New Roman" w:cs="Times New Roman"/>
+              </w:rPr>
+              <w:t xml:space="preserve">70/10/20 but </w:t>
             </w:r>
             <w:r>
               <w:rPr>
@@ -3295,7 +3252,71 @@
                 <w:b/>
                 <w:bCs/>
               </w:rPr>
-              <w:t>only on train set</w:t>
+              <w:t>deleted AQI &gt; 400 rows</w:t>
+            </w:r>
+            <w:r>
+              <w:rPr>
+                <w:rFonts w:ascii="Times New Roman" w:hAnsi="Times New Roman" w:cs="Times New Roman"/>
+              </w:rPr>
+              <w:t xml:space="preserve"> </w:t>
+            </w:r>
+            <w:r>
+              <w:rPr>
+                <w:rFonts w:ascii="Times New Roman" w:hAnsi="Times New Roman" w:cs="Times New Roman"/>
+              </w:rPr>
+              <w:sym w:font="Wingdings" w:char="F0E0"/>
+            </w:r>
+            <w:r>
+              <w:rPr>
+                <w:rFonts w:ascii="Times New Roman" w:hAnsi="Times New Roman" w:cs="Times New Roman"/>
+              </w:rPr>
+              <w:t xml:space="preserve"> fewer samples</w:t>
+            </w:r>
+          </w:p>
+        </w:tc>
+        <w:tc>
+          <w:tcPr>
+            <w:cnfStyle w:val="000010000000" w:firstRow="0" w:lastRow="0" w:firstColumn="0" w:lastColumn="0" w:oddVBand="1" w:evenVBand="0" w:oddHBand="0" w:evenHBand="0" w:firstRowFirstColumn="0" w:firstRowLastColumn="0" w:lastRowFirstColumn="0" w:lastRowLastColumn="0"/>
+            <w:tcW w:w="3506" w:type="dxa"/>
+          </w:tcPr>
+          <w:p>
+            <w:pPr>
+              <w:pStyle w:val="Compact"/>
+              <w:rPr>
+                <w:rFonts w:ascii="Times New Roman" w:hAnsi="Times New Roman" w:cs="Times New Roman"/>
+              </w:rPr>
+            </w:pPr>
+            <w:r>
+              <w:rPr>
+                <w:rFonts w:ascii="Times New Roman" w:hAnsi="Times New Roman" w:cs="Times New Roman"/>
+              </w:rPr>
+              <w:t xml:space="preserve">70/10/20, </w:t>
+            </w:r>
+            <w:r>
+              <w:rPr>
+                <w:rFonts w:ascii="Times New Roman" w:hAnsi="Times New Roman" w:cs="Times New Roman"/>
+                <w:b/>
+                <w:bCs/>
+              </w:rPr>
+              <w:t>interpolated AQI &gt; 400</w:t>
+            </w:r>
+            <w:r>
+              <w:rPr>
+                <w:rFonts w:ascii="Times New Roman" w:hAnsi="Times New Roman" w:cs="Times New Roman"/>
+              </w:rPr>
+              <w:t xml:space="preserve"> </w:t>
+            </w:r>
+            <w:r>
+              <w:rPr>
+                <w:rFonts w:ascii="Times New Roman" w:hAnsi="Times New Roman" w:cs="Times New Roman"/>
+              </w:rPr>
+              <w:sym w:font="Wingdings" w:char="F0E0"/>
+            </w:r>
+            <w:r>
+              <w:rPr>
+                <w:rFonts w:ascii="Times New Roman" w:hAnsi="Times New Roman" w:cs="Times New Roman"/>
+              </w:rPr>
+              <w:t xml:space="preserve"> preserved timeline</w:t>
             </w:r>
           </w:p>
         </w:tc>
@@ -3304,7 +3325,7 @@
         <w:tc>
           <w:tcPr>
             <w:cnfStyle w:val="000010000000" w:firstRow="0" w:lastRow="0" w:firstColumn="0" w:lastColumn="0" w:oddVBand="1" w:evenVBand="0" w:oddHBand="0" w:evenHBand="0" w:firstRowFirstColumn="0" w:firstRowLastColumn="0" w:lastRowFirstColumn="0" w:lastRowLastColumn="0"/>
-            <w:tcW w:w="1760" w:type="dxa"/>
+            <w:tcW w:w="2004" w:type="dxa"/>
           </w:tcPr>
           <w:p>
             <w:pPr>
@@ -3319,99 +3340,48 @@
                 <w:b/>
                 <w:bCs/>
               </w:rPr>
-              <w:t>Split Ratio</w:t>
+              <w:lastRenderedPageBreak/>
+              <w:t>Hyperparameters</w:t>
             </w:r>
           </w:p>
         </w:tc>
         <w:tc>
           <w:tcPr>
             <w:cnfStyle w:val="000001000000" w:firstRow="0" w:lastRow="0" w:firstColumn="0" w:lastColumn="0" w:oddVBand="0" w:evenVBand="1" w:oddHBand="0" w:evenHBand="0" w:firstRowFirstColumn="0" w:firstRowLastColumn="0" w:lastRowFirstColumn="0" w:lastRowLastColumn="0"/>
-            <w:tcW w:w="3080" w:type="dxa"/>
-          </w:tcPr>
-          <w:p>
-            <w:pPr>
-              <w:pStyle w:val="Compact"/>
-              <w:rPr>
-                <w:rFonts w:ascii="Times New Roman" w:hAnsi="Times New Roman" w:cs="Times New Roman"/>
-              </w:rPr>
-            </w:pPr>
-            <w:r>
-              <w:rPr>
-                <w:rFonts w:ascii="Times New Roman" w:hAnsi="Times New Roman" w:cs="Times New Roman"/>
-              </w:rPr>
-              <w:t xml:space="preserve">70/10/20 but </w:t>
-            </w:r>
-            <w:r>
-              <w:rPr>
-                <w:rFonts w:ascii="Times New Roman" w:hAnsi="Times New Roman" w:cs="Times New Roman"/>
-                <w:b/>
-                <w:bCs/>
-              </w:rPr>
-              <w:t>deleted AQI &gt; 400 rows</w:t>
-            </w:r>
-            <w:r>
-              <w:rPr>
-                <w:rFonts w:ascii="Times New Roman" w:hAnsi="Times New Roman" w:cs="Times New Roman"/>
-              </w:rPr>
-              <w:t xml:space="preserve"> </w:t>
-            </w:r>
-            <w:r>
-              <w:rPr>
-                <w:rFonts w:ascii="Times New Roman" w:hAnsi="Times New Roman" w:cs="Times New Roman"/>
-              </w:rPr>
-              <w:sym w:font="Wingdings" w:char="F0E0"/>
-            </w:r>
-            <w:r>
-              <w:rPr>
-                <w:rFonts w:ascii="Times New Roman" w:hAnsi="Times New Roman" w:cs="Times New Roman"/>
-              </w:rPr>
-              <w:t xml:space="preserve"> fewer samples</w:t>
-            </w:r>
-          </w:p>
-        </w:tc>
-        <w:tc>
-          <w:tcPr>
-            <w:cnfStyle w:val="000010000000" w:firstRow="0" w:lastRow="0" w:firstColumn="0" w:lastColumn="0" w:oddVBand="1" w:evenVBand="0" w:oddHBand="0" w:evenHBand="0" w:firstRowFirstColumn="0" w:firstRowLastColumn="0" w:lastRowFirstColumn="0" w:lastRowLastColumn="0"/>
-            <w:tcW w:w="3080" w:type="dxa"/>
-          </w:tcPr>
-          <w:p>
-            <w:pPr>
-              <w:pStyle w:val="Compact"/>
-              <w:rPr>
-                <w:rFonts w:ascii="Times New Roman" w:hAnsi="Times New Roman" w:cs="Times New Roman"/>
-              </w:rPr>
-            </w:pPr>
-            <w:r>
-              <w:rPr>
-                <w:rFonts w:ascii="Times New Roman" w:hAnsi="Times New Roman" w:cs="Times New Roman"/>
-              </w:rPr>
-              <w:t xml:space="preserve">70/10/20, </w:t>
-            </w:r>
-            <w:r>
-              <w:rPr>
-                <w:rFonts w:ascii="Times New Roman" w:hAnsi="Times New Roman" w:cs="Times New Roman"/>
-                <w:b/>
-                <w:bCs/>
-              </w:rPr>
-              <w:t>interpolated AQI &gt; 400</w:t>
-            </w:r>
-            <w:r>
-              <w:rPr>
-                <w:rFonts w:ascii="Times New Roman" w:hAnsi="Times New Roman" w:cs="Times New Roman"/>
-              </w:rPr>
-              <w:t xml:space="preserve"> </w:t>
-            </w:r>
-            <w:r>
-              <w:rPr>
-                <w:rFonts w:ascii="Times New Roman" w:hAnsi="Times New Roman" w:cs="Times New Roman"/>
-              </w:rPr>
-              <w:sym w:font="Wingdings" w:char="F0E0"/>
-            </w:r>
-            <w:r>
-              <w:rPr>
-                <w:rFonts w:ascii="Times New Roman" w:hAnsi="Times New Roman" w:cs="Times New Roman"/>
-              </w:rPr>
-              <w:t xml:space="preserve"> preserved timeline</w:t>
+            <w:tcW w:w="3506" w:type="dxa"/>
+          </w:tcPr>
+          <w:p>
+            <w:pPr>
+              <w:pStyle w:val="Compact"/>
+              <w:rPr>
+                <w:rFonts w:ascii="Times New Roman" w:hAnsi="Times New Roman" w:cs="Times New Roman"/>
+              </w:rPr>
+            </w:pPr>
+            <w:r>
+              <w:rPr>
+                <w:rFonts w:ascii="Times New Roman" w:hAnsi="Times New Roman" w:cs="Times New Roman"/>
+              </w:rPr>
+              <w:t>Hardcoded</w:t>
+            </w:r>
+          </w:p>
+        </w:tc>
+        <w:tc>
+          <w:tcPr>
+            <w:cnfStyle w:val="000010000000" w:firstRow="0" w:lastRow="0" w:firstColumn="0" w:lastColumn="0" w:oddVBand="1" w:evenVBand="0" w:oddHBand="0" w:evenHBand="0" w:firstRowFirstColumn="0" w:firstRowLastColumn="0" w:lastRowFirstColumn="0" w:lastRowLastColumn="0"/>
+            <w:tcW w:w="3506" w:type="dxa"/>
+          </w:tcPr>
+          <w:p>
+            <w:pPr>
+              <w:pStyle w:val="Compact"/>
+              <w:rPr>
+                <w:rFonts w:ascii="Times New Roman" w:hAnsi="Times New Roman" w:cs="Times New Roman"/>
+              </w:rPr>
+            </w:pPr>
+            <w:r>
+              <w:rPr>
+                <w:rFonts w:ascii="Times New Roman" w:hAnsi="Times New Roman" w:cs="Times New Roman"/>
+              </w:rPr>
+              <w:t>Automated Bayesian HPO (Optuna, 20 trials)</w:t>
             </w:r>
           </w:p>
         </w:tc>
@@ -3423,7 +3393,7 @@
         <w:tc>
           <w:tcPr>
             <w:cnfStyle w:val="000010000000" w:firstRow="0" w:lastRow="0" w:firstColumn="0" w:lastColumn="0" w:oddVBand="1" w:evenVBand="0" w:oddHBand="0" w:evenHBand="0" w:firstRowFirstColumn="0" w:firstRowLastColumn="0" w:lastRowFirstColumn="0" w:lastRowLastColumn="0"/>
-            <w:tcW w:w="1760" w:type="dxa"/>
+            <w:tcW w:w="2004" w:type="dxa"/>
           </w:tcPr>
           <w:p>
             <w:pPr>
@@ -3438,48 +3408,47 @@
                 <w:b/>
                 <w:bCs/>
               </w:rPr>
-              <w:lastRenderedPageBreak/>
-              <w:t>Hyperparameters</w:t>
+              <w:t>Baseline</w:t>
             </w:r>
           </w:p>
         </w:tc>
         <w:tc>
           <w:tcPr>
             <w:cnfStyle w:val="000001000000" w:firstRow="0" w:lastRow="0" w:firstColumn="0" w:lastColumn="0" w:oddVBand="0" w:evenVBand="1" w:oddHBand="0" w:evenHBand="0" w:firstRowFirstColumn="0" w:firstRowLastColumn="0" w:lastRowFirstColumn="0" w:lastRowLastColumn="0"/>
-            <w:tcW w:w="3080" w:type="dxa"/>
-          </w:tcPr>
-          <w:p>
-            <w:pPr>
-              <w:pStyle w:val="Compact"/>
-              <w:rPr>
-                <w:rFonts w:ascii="Times New Roman" w:hAnsi="Times New Roman" w:cs="Times New Roman"/>
-              </w:rPr>
-            </w:pPr>
-            <w:r>
-              <w:rPr>
-                <w:rFonts w:ascii="Times New Roman" w:hAnsi="Times New Roman" w:cs="Times New Roman"/>
-              </w:rPr>
-              <w:t>Hardcoded</w:t>
-            </w:r>
-          </w:p>
-        </w:tc>
-        <w:tc>
-          <w:tcPr>
-            <w:cnfStyle w:val="000010000000" w:firstRow="0" w:lastRow="0" w:firstColumn="0" w:lastColumn="0" w:oddVBand="1" w:evenVBand="0" w:oddHBand="0" w:evenHBand="0" w:firstRowFirstColumn="0" w:firstRowLastColumn="0" w:lastRowFirstColumn="0" w:lastRowLastColumn="0"/>
-            <w:tcW w:w="3080" w:type="dxa"/>
-          </w:tcPr>
-          <w:p>
-            <w:pPr>
-              <w:pStyle w:val="Compact"/>
-              <w:rPr>
-                <w:rFonts w:ascii="Times New Roman" w:hAnsi="Times New Roman" w:cs="Times New Roman"/>
-              </w:rPr>
-            </w:pPr>
-            <w:r>
-              <w:rPr>
-                <w:rFonts w:ascii="Times New Roman" w:hAnsi="Times New Roman" w:cs="Times New Roman"/>
-              </w:rPr>
-              <w:t>Automated Bayesian HPO (Optuna, 20 trials)</w:t>
+            <w:tcW w:w="3506" w:type="dxa"/>
+          </w:tcPr>
+          <w:p>
+            <w:pPr>
+              <w:pStyle w:val="Compact"/>
+              <w:rPr>
+                <w:rFonts w:ascii="Times New Roman" w:hAnsi="Times New Roman" w:cs="Times New Roman"/>
+              </w:rPr>
+            </w:pPr>
+            <w:r>
+              <w:rPr>
+                <w:rFonts w:ascii="Times New Roman" w:hAnsi="Times New Roman" w:cs="Times New Roman"/>
+              </w:rPr>
+              <w:t>None</w:t>
+            </w:r>
+          </w:p>
+        </w:tc>
+        <w:tc>
+          <w:tcPr>
+            <w:cnfStyle w:val="000010000000" w:firstRow="0" w:lastRow="0" w:firstColumn="0" w:lastColumn="0" w:oddVBand="1" w:evenVBand="0" w:oddHBand="0" w:evenHBand="0" w:firstRowFirstColumn="0" w:firstRowLastColumn="0" w:lastRowFirstColumn="0" w:lastRowLastColumn="0"/>
+            <w:tcW w:w="3506" w:type="dxa"/>
+          </w:tcPr>
+          <w:p>
+            <w:pPr>
+              <w:pStyle w:val="Compact"/>
+              <w:rPr>
+                <w:rFonts w:ascii="Times New Roman" w:hAnsi="Times New Roman" w:cs="Times New Roman"/>
+              </w:rPr>
+            </w:pPr>
+            <w:r>
+              <w:rPr>
+                <w:rFonts w:ascii="Times New Roman" w:hAnsi="Times New Roman" w:cs="Times New Roman"/>
+              </w:rPr>
+              <w:t>Naive Persistence Baseline to prove actual learning</w:t>
             </w:r>
           </w:p>
         </w:tc>
@@ -3488,7 +3457,7 @@
         <w:tc>
           <w:tcPr>
             <w:cnfStyle w:val="000010000000" w:firstRow="0" w:lastRow="0" w:firstColumn="0" w:lastColumn="0" w:oddVBand="1" w:evenVBand="0" w:oddHBand="0" w:evenHBand="0" w:firstRowFirstColumn="0" w:firstRowLastColumn="0" w:lastRowFirstColumn="0" w:lastRowLastColumn="0"/>
-            <w:tcW w:w="1760" w:type="dxa"/>
+            <w:tcW w:w="2004" w:type="dxa"/>
           </w:tcPr>
           <w:p>
             <w:pPr>
@@ -3503,81 +3472,14 @@
                 <w:b/>
                 <w:bCs/>
               </w:rPr>
-              <w:t>Baseline</w:t>
+              <w:t>Architecture</w:t>
             </w:r>
           </w:p>
         </w:tc>
         <w:tc>
           <w:tcPr>
             <w:cnfStyle w:val="000001000000" w:firstRow="0" w:lastRow="0" w:firstColumn="0" w:lastColumn="0" w:oddVBand="0" w:evenVBand="1" w:oddHBand="0" w:evenHBand="0" w:firstRowFirstColumn="0" w:firstRowLastColumn="0" w:lastRowFirstColumn="0" w:lastRowLastColumn="0"/>
-            <w:tcW w:w="3080" w:type="dxa"/>
-          </w:tcPr>
-          <w:p>
-            <w:pPr>
-              <w:pStyle w:val="Compact"/>
-              <w:rPr>
-                <w:rFonts w:ascii="Times New Roman" w:hAnsi="Times New Roman" w:cs="Times New Roman"/>
-              </w:rPr>
-            </w:pPr>
-            <w:r>
-              <w:rPr>
-                <w:rFonts w:ascii="Times New Roman" w:hAnsi="Times New Roman" w:cs="Times New Roman"/>
-              </w:rPr>
-              <w:t>None</w:t>
-            </w:r>
-          </w:p>
-        </w:tc>
-        <w:tc>
-          <w:tcPr>
-            <w:cnfStyle w:val="000010000000" w:firstRow="0" w:lastRow="0" w:firstColumn="0" w:lastColumn="0" w:oddVBand="1" w:evenVBand="0" w:oddHBand="0" w:evenHBand="0" w:firstRowFirstColumn="0" w:firstRowLastColumn="0" w:lastRowFirstColumn="0" w:lastRowLastColumn="0"/>
-            <w:tcW w:w="3080" w:type="dxa"/>
-          </w:tcPr>
-          <w:p>
-            <w:pPr>
-              <w:pStyle w:val="Compact"/>
-              <w:rPr>
-                <w:rFonts w:ascii="Times New Roman" w:hAnsi="Times New Roman" w:cs="Times New Roman"/>
-              </w:rPr>
-            </w:pPr>
-            <w:r>
-              <w:rPr>
-                <w:rFonts w:ascii="Times New Roman" w:hAnsi="Times New Roman" w:cs="Times New Roman"/>
-              </w:rPr>
-              <w:t>Naive Persistence Baseline to prove actual learning</w:t>
-            </w:r>
-          </w:p>
-        </w:tc>
-      </w:tr>
-      <w:tr>
-        <w:trPr>
-          <w:cnfStyle w:val="000000100000" w:firstRow="0" w:lastRow="0" w:firstColumn="0" w:lastColumn="0" w:oddVBand="0" w:evenVBand="0" w:oddHBand="1" w:evenHBand="0" w:firstRowFirstColumn="0" w:firstRowLastColumn="0" w:lastRowFirstColumn="0" w:lastRowLastColumn="0"/>
-        </w:trPr>
-        <w:tc>
-          <w:tcPr>
-            <w:cnfStyle w:val="000010000000" w:firstRow="0" w:lastRow="0" w:firstColumn="0" w:lastColumn="0" w:oddVBand="1" w:evenVBand="0" w:oddHBand="0" w:evenHBand="0" w:firstRowFirstColumn="0" w:firstRowLastColumn="0" w:lastRowFirstColumn="0" w:lastRowLastColumn="0"/>
-            <w:tcW w:w="1760" w:type="dxa"/>
-          </w:tcPr>
-          <w:p>
-            <w:pPr>
-              <w:pStyle w:val="Compact"/>
-              <w:rPr>
-                <w:rFonts w:ascii="Times New Roman" w:hAnsi="Times New Roman" w:cs="Times New Roman"/>
-              </w:rPr>
-            </w:pPr>
-            <w:r>
-              <w:rPr>
-                <w:rFonts w:ascii="Times New Roman" w:hAnsi="Times New Roman" w:cs="Times New Roman"/>
-                <w:b/>
-                <w:bCs/>
-              </w:rPr>
-              <w:t>Architecture</w:t>
-            </w:r>
-          </w:p>
-        </w:tc>
-        <w:tc>
-          <w:tcPr>
-            <w:cnfStyle w:val="000001000000" w:firstRow="0" w:lastRow="0" w:firstColumn="0" w:lastColumn="0" w:oddVBand="0" w:evenVBand="1" w:oddHBand="0" w:evenHBand="0" w:firstRowFirstColumn="0" w:firstRowLastColumn="0" w:lastRowFirstColumn="0" w:lastRowLastColumn="0"/>
-            <w:tcW w:w="3080" w:type="dxa"/>
+            <w:tcW w:w="3506" w:type="dxa"/>
           </w:tcPr>
           <w:p>
             <w:pPr>
@@ -3597,7 +3499,7 @@
         <w:tc>
           <w:tcPr>
             <w:cnfStyle w:val="000010000000" w:firstRow="0" w:lastRow="0" w:firstColumn="0" w:lastColumn="0" w:oddVBand="1" w:evenVBand="0" w:oddHBand="0" w:evenHBand="0" w:firstRowFirstColumn="0" w:firstRowLastColumn="0" w:lastRowFirstColumn="0" w:lastRowLastColumn="0"/>
-            <w:tcW w:w="3080" w:type="dxa"/>
+            <w:tcW w:w="3506" w:type="dxa"/>
           </w:tcPr>
           <w:p>
             <w:pPr>
@@ -3882,7 +3784,13 @@
               <w:rPr>
                 <w:rFonts w:ascii="Times New Roman" w:hAnsi="Times New Roman" w:cs="Times New Roman"/>
               </w:rPr>
-              <w:t>0.0075</w:t>
+              <w:t>0.007</w:t>
+            </w:r>
+            <w:r>
+              <w:rPr>
+                <w:rFonts w:ascii="Times New Roman" w:hAnsi="Times New Roman" w:cs="Times New Roman"/>
+              </w:rPr>
+              <w:t>3</w:t>
             </w:r>
           </w:p>
         </w:tc>
@@ -3902,8 +3810,9 @@
             <w:r>
               <w:rPr>
                 <w:rFonts w:ascii="Times New Roman" w:hAnsi="Times New Roman" w:cs="Times New Roman"/>
-              </w:rPr>
-              <w:t>34.1876</w:t>
+                <w:lang w:val="en-ID"/>
+              </w:rPr>
+              <w:t>33.6561</w:t>
             </w:r>
           </w:p>
         </w:tc>
@@ -3923,8 +3832,9 @@
             <w:r>
               <w:rPr>
                 <w:rFonts w:ascii="Times New Roman" w:hAnsi="Times New Roman" w:cs="Times New Roman"/>
-              </w:rPr>
-              <w:t>26.1085</w:t>
+                <w:lang w:val="en-ID"/>
+              </w:rPr>
+              <w:t>25.8688</w:t>
             </w:r>
           </w:p>
         </w:tc>
@@ -3944,8 +3854,9 @@
             <w:r>
               <w:rPr>
                 <w:rFonts w:ascii="Times New Roman" w:hAnsi="Times New Roman" w:cs="Times New Roman"/>
-              </w:rPr>
-              <w:t>0.0058</w:t>
+                <w:lang w:val="en-ID"/>
+              </w:rPr>
+              <w:t>0.0059</w:t>
             </w:r>
           </w:p>
         </w:tc>
@@ -3965,8 +3876,9 @@
             <w:r>
               <w:rPr>
                 <w:rFonts w:ascii="Times New Roman" w:hAnsi="Times New Roman" w:cs="Times New Roman"/>
-              </w:rPr>
-              <w:t>29.9248</w:t>
+                <w:lang w:val="en-ID"/>
+              </w:rPr>
+              <w:t>30.1466</w:t>
             </w:r>
           </w:p>
         </w:tc>
@@ -3986,8 +3898,9 @@
             <w:r>
               <w:rPr>
                 <w:rFonts w:ascii="Times New Roman" w:hAnsi="Times New Roman" w:cs="Times New Roman"/>
-              </w:rPr>
-              <w:t>21.5537</w:t>
+                <w:lang w:val="en-ID"/>
+              </w:rPr>
+              <w:t>22.1370</w:t>
             </w:r>
           </w:p>
         </w:tc>
@@ -5229,43 +5142,6 @@
           <w:rFonts w:ascii="Times New Roman" w:hAnsi="Times New Roman" w:cs="Times New Roman"/>
         </w:rPr>
       </w:pPr>
-    </w:p>
-    <w:p>
-      <w:pPr>
-        <w:pStyle w:val="BlockText"/>
-        <w:ind w:left="0"/>
-        <w:rPr>
-          <w:rFonts w:ascii="Times New Roman" w:hAnsi="Times New Roman" w:cs="Times New Roman"/>
-        </w:rPr>
-      </w:pPr>
-      <w:r>
-        <w:rPr>
-          <w:rFonts w:ascii="Times New Roman" w:hAnsi="Times New Roman" w:cs="Times New Roman"/>
-          <w:b/>
-          <w:bCs/>
-        </w:rPr>
-        <w:t>Notebook LSTM (original):</w:t>
-      </w:r>
-      <w:r>
-        <w:rPr>
-          <w:rFonts w:ascii="Times New Roman" w:hAnsi="Times New Roman" w:cs="Times New Roman"/>
-        </w:rPr>
-        <w:t xml:space="preserve"> Used 70/10/20 split but </w:t>
-      </w:r>
-      <w:r>
-        <w:rPr>
-          <w:rFonts w:ascii="Times New Roman" w:hAnsi="Times New Roman" w:cs="Times New Roman"/>
-          <w:b/>
-          <w:bCs/>
-        </w:rPr>
-        <w:t>deleted</w:t>
-      </w:r>
-      <w:r>
-        <w:rPr>
-          <w:rFonts w:ascii="Times New Roman" w:hAnsi="Times New Roman" w:cs="Times New Roman"/>
-        </w:rPr>
-        <w:t xml:space="preserve"> rows where AQI &gt; 400 (no interpolation), breaking the timeline. The model trained on 21,097 (Train), 2,968 (Val), and 5,991 (Test) sequences. The scaler was fit on the entire dataset → caused data leakage.</w:t>
-      </w:r>
     </w:p>
     <w:p>
       <w:pPr>
@@ -5303,7 +5179,6 @@
           <w:b/>
           <w:bCs/>
         </w:rPr>
-        <w:lastRenderedPageBreak/>
         <w:t>Val loss below train loss:</w:t>
       </w:r>
       <w:r>
@@ -5325,6 +5200,7 @@
         <w:rPr>
           <w:rFonts w:ascii="Times New Roman" w:hAnsi="Times New Roman" w:cs="Times New Roman"/>
         </w:rPr>
+        <w:lastRenderedPageBreak/>
         <w:t xml:space="preserve">This is plausible given dropout (0.2-0.36) is active during training and disabled during evaluation, and/or the validation window may simply contain fewer extreme pollution spikes than the training window. </w:t>
       </w:r>
     </w:p>
@@ -5550,7 +5426,7 @@
           <w:b/>
           <w:bCs/>
         </w:rPr>
-        <w:t>Hyperparameter tuning made XGBoost less overfit</w:t>
+        <w:t xml:space="preserve">Hyperparameter tuning </w:t>
       </w:r>
       <w:r>
         <w:rPr>
@@ -5558,6 +5434,22 @@
           <w:b/>
           <w:bCs/>
         </w:rPr>
+        <w:t>helped</w:t>
+      </w:r>
+      <w:r>
+        <w:rPr>
+          <w:rFonts w:ascii="Times New Roman" w:hAnsi="Times New Roman" w:cs="Times New Roman"/>
+          <w:b/>
+          <w:bCs/>
+        </w:rPr>
+        <w:t xml:space="preserve"> XGBoost less overfit</w:t>
+      </w:r>
+      <w:r>
+        <w:rPr>
+          <w:rFonts w:ascii="Times New Roman" w:hAnsi="Times New Roman" w:cs="Times New Roman"/>
+          <w:b/>
+          <w:bCs/>
+        </w:rPr>
         <w:t>:</w:t>
       </w:r>
       <w:r>
@@ -5594,7 +5486,25 @@
         <w:rPr>
           <w:rFonts w:ascii="Times New Roman" w:hAnsi="Times New Roman" w:cs="Times New Roman"/>
         </w:rPr>
-        <w:t>However, this narrower train/val gap suggests that tuning does help in reducing overfitting on training set, without costing anything on validation, which in turns helps improve performance on test set</w:t>
+        <w:t>However, this narrower train/val gap suggests that tuning does help in reducing overfitting on training set, without costing anything on validation,</w:t>
+      </w:r>
+      <w:r>
+        <w:rPr>
+          <w:rFonts w:ascii="Times New Roman" w:hAnsi="Times New Roman" w:cs="Times New Roman"/>
+        </w:rPr>
+        <w:t xml:space="preserve"> and</w:t>
+      </w:r>
+      <w:r>
+        <w:rPr>
+          <w:rFonts w:ascii="Times New Roman" w:hAnsi="Times New Roman" w:cs="Times New Roman"/>
+        </w:rPr>
+        <w:t xml:space="preserve"> in turns helps improve performance on test set</w:t>
+      </w:r>
+      <w:r>
+        <w:rPr>
+          <w:rFonts w:ascii="Times New Roman" w:hAnsi="Times New Roman" w:cs="Times New Roman"/>
+        </w:rPr>
+        <w:t>.</w:t>
       </w:r>
     </w:p>
     <w:p>
@@ -5845,7 +5755,13 @@
               <w:rPr>
                 <w:rFonts w:ascii="Times New Roman" w:hAnsi="Times New Roman" w:cs="Times New Roman"/>
               </w:rPr>
-              <w:t>0.0106</w:t>
+              <w:t>0.010</w:t>
+            </w:r>
+            <w:r>
+              <w:rPr>
+                <w:rFonts w:ascii="Times New Roman" w:hAnsi="Times New Roman" w:cs="Times New Roman"/>
+              </w:rPr>
+              <w:t>8</w:t>
             </w:r>
           </w:p>
         </w:tc>
@@ -5865,8 +5781,9 @@
             <w:r>
               <w:rPr>
                 <w:rFonts w:ascii="Times New Roman" w:hAnsi="Times New Roman" w:cs="Times New Roman"/>
-              </w:rPr>
-              <w:t>40.6027</w:t>
+                <w:lang w:val="en-ID"/>
+              </w:rPr>
+              <w:t>40.9811</w:t>
             </w:r>
           </w:p>
         </w:tc>
@@ -5886,8 +5803,9 @@
             <w:r>
               <w:rPr>
                 <w:rFonts w:ascii="Times New Roman" w:hAnsi="Times New Roman" w:cs="Times New Roman"/>
-              </w:rPr>
-              <w:t>31.6603</w:t>
+                <w:lang w:val="en-ID"/>
+              </w:rPr>
+              <w:t>31.9124</w:t>
             </w:r>
           </w:p>
         </w:tc>
@@ -6091,7 +6009,6 @@
                 <w:b/>
                 <w:bCs/>
               </w:rPr>
-              <w:lastRenderedPageBreak/>
               <w:t>Tuned Base LSTM</w:t>
             </w:r>
           </w:p>
@@ -6179,6 +6096,7 @@
                 <w:b/>
                 <w:bCs/>
               </w:rPr>
+              <w:lastRenderedPageBreak/>
               <w:t>Tuned Stacked LSTM</w:t>
             </w:r>
           </w:p>
@@ -6725,21 +6643,7 @@
         <w:rPr>
           <w:rFonts w:ascii="Times New Roman" w:hAnsi="Times New Roman" w:cs="Times New Roman"/>
         </w:rPr>
-        <w:t xml:space="preserve">Tuned XGBoost (39.68) outperforms untuned XGBoost (39.87) by about 0.19 RMSE points. This is consistent with the train/val gap analysis in Section 3.2: tuning narrowed XGBoost's train/val gap from 5.42 to 2.68 points, meaning the model became less overfit even though validation loss didn't visibly reflect it. The test set is what confirms this reduced overfitting </w:t>
-      </w:r>
-      <w:proofErr w:type="gramStart"/>
-      <w:r>
-        <w:rPr>
-          <w:rFonts w:ascii="Times New Roman" w:hAnsi="Times New Roman" w:cs="Times New Roman"/>
-        </w:rPr>
-        <w:t>actually translated</w:t>
-      </w:r>
-      <w:proofErr w:type="gramEnd"/>
-      <w:r>
-        <w:rPr>
-          <w:rFonts w:ascii="Times New Roman" w:hAnsi="Times New Roman" w:cs="Times New Roman"/>
-        </w:rPr>
-        <w:t xml:space="preserve"> into a real, if modest, generalization benefit.</w:t>
+        <w:t>Tuned XGBoost (39.68) outperforms untuned XGBoost (39.87) by about 0.19 RMSE points. This is consistent with the train/val gap analysis in Section 3.2: tuning narrowed XGBoost's train/val gap from 5.42 to 2.68 points, meaning the model became less overfit even though validation loss didn't visibly reflect it. The test set is what confirms this reduced overfitting actually translated into a real, if modest, generalization benefit.</w:t>
       </w:r>
     </w:p>
     <w:p>
@@ -6775,7 +6679,7 @@
         <w:rPr>
           <w:rFonts w:ascii="Times New Roman" w:hAnsi="Times New Roman" w:cs="Times New Roman"/>
         </w:rPr>
-        <w:t>The original notebook model achieved a decent RMSE (40.60). However, this result lacks absolute reliability because it "cheated" (data leakage from scaler) and removed the hardest-to-predict data points (deleted AQI &gt; 400). When placed in a standard pipeline without data deletion, the Single-layer GRU still achieved 40.69 RMSE - proving strong actual performance despite facing a much harder dataset.</w:t>
+        <w:t>The original notebook model achieved a decent RMSE (40.60). However, this result lacks reliability because it removed the hardest-to-predict data points (deleted AQI &gt; 400). When placed in a standard pipeline without data deletion, the Single-layer GRU still achieved 40.69 RMSE - proving strong actual performance despite facing a much harder dataset.</w:t>
       </w:r>
     </w:p>
     <w:p>
@@ -7388,7 +7292,6 @@
               <w:rPr>
                 <w:rFonts w:ascii="Times New Roman" w:hAnsi="Times New Roman" w:cs="Times New Roman"/>
               </w:rPr>
-              <w:lastRenderedPageBreak/>
               <w:t>Weight Decay</w:t>
             </w:r>
           </w:p>
@@ -9689,15 +9592,7 @@
           <w:b/>
           <w:bCs/>
         </w:rPr>
-        <w:t>Overall ranking</w:t>
-      </w:r>
-      <w:r>
-        <w:rPr>
-          <w:rFonts w:ascii="Times New Roman" w:hAnsi="Times New Roman" w:cs="Times New Roman"/>
-          <w:b/>
-          <w:bCs/>
-        </w:rPr>
-        <w:t xml:space="preserve">: </w:t>
+        <w:t xml:space="preserve">Overall ranking: </w:t>
       </w:r>
     </w:p>
     <w:p>
@@ -9781,15 +9676,7 @@
           <w:b/>
           <w:bCs/>
         </w:rPr>
-        <w:t>The shared structural limitation</w:t>
-      </w:r>
-      <w:r>
-        <w:rPr>
-          <w:rFonts w:ascii="Times New Roman" w:hAnsi="Times New Roman" w:cs="Times New Roman"/>
-          <w:b/>
-          <w:bCs/>
-        </w:rPr>
-        <w:t>:</w:t>
+        <w:t>The shared structural limitation:</w:t>
       </w:r>
     </w:p>
     <w:p>
@@ -9824,42 +9711,34 @@
           <w:b/>
           <w:bCs/>
         </w:rPr>
-        <w:t>Stability–performance trade-off</w:t>
-      </w:r>
+        <w:t>Stability–performance trade-off:</w:t>
+      </w:r>
+    </w:p>
+    <w:p>
+      <w:pPr>
+        <w:rPr>
+          <w:rFonts w:ascii="Times New Roman" w:hAnsi="Times New Roman" w:cs="Times New Roman"/>
+        </w:rPr>
+      </w:pPr>
+      <w:r>
+        <w:rPr>
+          <w:rFonts w:ascii="Times New Roman" w:hAnsi="Times New Roman" w:cs="Times New Roman"/>
+        </w:rPr>
+        <w:t>Loss curve analysis reveals that lower average validation loss from tuning came paired with higher epoch-to-epoch volatility, particularly for Tuned Stacked LSTM and Tuned GRU. Tuned Base LSTM was the exception, retaining relatively stable validation behavior even after tuning — likely because its shallower architecture is less sensitive to the higher dropout rates Optuna selected for the deeper models.</w:t>
+      </w:r>
+    </w:p>
+    <w:p>
+      <w:pPr>
+        <w:rPr>
+          <w:rFonts w:ascii="Times New Roman" w:hAnsi="Times New Roman" w:cs="Times New Roman"/>
+        </w:rPr>
+      </w:pPr>
       <w:r>
         <w:rPr>
           <w:rFonts w:ascii="Times New Roman" w:hAnsi="Times New Roman" w:cs="Times New Roman"/>
           <w:b/>
           <w:bCs/>
         </w:rPr>
-        <w:t>:</w:t>
-      </w:r>
-    </w:p>
-    <w:p>
-      <w:pPr>
-        <w:rPr>
-          <w:rFonts w:ascii="Times New Roman" w:hAnsi="Times New Roman" w:cs="Times New Roman"/>
-        </w:rPr>
-      </w:pPr>
-      <w:r>
-        <w:rPr>
-          <w:rFonts w:ascii="Times New Roman" w:hAnsi="Times New Roman" w:cs="Times New Roman"/>
-        </w:rPr>
-        <w:t>Loss curve analysis reveals that lower average validation loss from tuning came paired with higher epoch-to-epoch volatility, particularly for Tuned Stacked LSTM and Tuned GRU. Tuned Base LSTM was the exception, retaining relatively stable validation behavior even after tuning — likely because its shallower architecture is less sensitive to the higher dropout rates Optuna selected for the deeper models.</w:t>
-      </w:r>
-    </w:p>
-    <w:p>
-      <w:pPr>
-        <w:rPr>
-          <w:rFonts w:ascii="Times New Roman" w:hAnsi="Times New Roman" w:cs="Times New Roman"/>
-        </w:rPr>
-      </w:pPr>
-      <w:r>
-        <w:rPr>
-          <w:rFonts w:ascii="Times New Roman" w:hAnsi="Times New Roman" w:cs="Times New Roman"/>
-          <w:b/>
-          <w:bCs/>
-        </w:rPr>
         <w:t>In conclusion</w:t>
       </w:r>
       <w:r>
@@ -9872,19 +9751,7 @@
         <w:rPr>
           <w:rFonts w:ascii="Times New Roman" w:hAnsi="Times New Roman" w:cs="Times New Roman"/>
         </w:rPr>
-        <w:t xml:space="preserve">can </w:t>
-      </w:r>
-      <w:r>
-        <w:rPr>
-          <w:rFonts w:ascii="Times New Roman" w:hAnsi="Times New Roman" w:cs="Times New Roman"/>
-        </w:rPr>
-        <w:t>"forecast AQI" in the general sense (predict the value)</w:t>
-      </w:r>
-      <w:r>
-        <w:rPr>
-          <w:rFonts w:ascii="Times New Roman" w:hAnsi="Times New Roman" w:cs="Times New Roman"/>
-        </w:rPr>
-        <w:t xml:space="preserve"> </w:t>
+        <w:t xml:space="preserve">can "forecast AQI" in the general sense (predict the value) </w:t>
       </w:r>
       <w:r>
         <w:rPr>
@@ -9920,13 +9787,7 @@
         <w:rPr>
           <w:rFonts w:ascii="Times New Roman" w:hAnsi="Times New Roman" w:cs="Times New Roman"/>
         </w:rPr>
-        <w:t>the models' core weakness</w:t>
-      </w:r>
-      <w:r>
-        <w:rPr>
-          <w:rFonts w:ascii="Times New Roman" w:hAnsi="Times New Roman" w:cs="Times New Roman"/>
-        </w:rPr>
-        <w:t xml:space="preserve"> is they can not reliably </w:t>
+        <w:t xml:space="preserve">the models' core weakness is they can not reliably </w:t>
       </w:r>
       <w:r>
         <w:rPr>
